--- a/Blogs/Blog_001_Inside Black Hole, Outside Big Bang/BÀI BLOG_Bên trong Black Hole, bên ngoài Big Bang_pt.docx
+++ b/Blogs/Blog_001_Inside Black Hole, Outside Big Bang/BÀI BLOG_Bên trong Black Hole, bên ngoài Big Bang_pt.docx
@@ -159,6 +159,84 @@
         <w:ind w:left="0" w:right="0" w:firstLine="0"/>
         <w:rPr>
           <w:rFonts w:hint="default" w:ascii="Palatino Linotype" w:hAnsi="Palatino Linotype" w:eastAsia="sans-serif" w:cs="Palatino Linotype"/>
+          <w:i w:val="0"/>
+          <w:iCs w:val="0"/>
+          <w:caps w:val="0"/>
+          <w:color w:val="1A1C1E"/>
+          <w:spacing w:val="0"/>
+          <w:sz w:val="24"/>
+          <w:szCs w:val="24"/>
+          <w:shd w:val="clear" w:fill="FFFFFF"/>
+        </w:rPr>
+      </w:pPr>
+      <w:r>
+        <w:rPr>
+          <w:rFonts w:hint="default" w:ascii="Palatino Linotype" w:hAnsi="Palatino Linotype" w:eastAsia="sans-serif" w:cs="Palatino Linotype"/>
+          <w:i w:val="0"/>
+          <w:iCs w:val="0"/>
+          <w:caps w:val="0"/>
+          <w:color w:val="1A1C1E"/>
+          <w:spacing w:val="0"/>
+          <w:sz w:val="24"/>
+          <w:szCs w:val="24"/>
+          <w:shd w:val="clear" w:fill="FFFFFF"/>
+          <w:lang w:val="en-US"/>
+        </w:rPr>
+        <w:t xml:space="preserve">Expert: </w:t>
+      </w:r>
+      <w:r>
+        <w:rPr>
+          <w:rFonts w:hint="default" w:ascii="Palatino Linotype" w:hAnsi="Palatino Linotype" w:eastAsia="sans-serif" w:cs="Palatino Linotype"/>
+          <w:i w:val="0"/>
+          <w:iCs w:val="0"/>
+          <w:caps w:val="0"/>
+          <w:color w:val="1A1C1E"/>
+          <w:spacing w:val="0"/>
+          <w:sz w:val="24"/>
+          <w:szCs w:val="24"/>
+          <w:shd w:val="clear" w:fill="FFFFFF"/>
+        </w:rPr>
+        <w:t>Será que todo o nosso universo observável é apenas uma minúscula bolha no oceano infinito da realidade?</w:t>
+      </w:r>
+    </w:p>
+    <w:p>
+      <w:pPr>
+        <w:pStyle w:val="4"/>
+        <w:keepNext w:val="0"/>
+        <w:keepLines w:val="0"/>
+        <w:widowControl/>
+        <w:suppressLineNumbers w:val="0"/>
+        <w:shd w:val="clear" w:fill="FFFFFF"/>
+        <w:spacing w:before="0" w:beforeAutospacing="1" w:after="216" w:afterAutospacing="0" w:line="240" w:lineRule="atLeast"/>
+        <w:ind w:left="0" w:right="0" w:firstLine="0"/>
+        <w:rPr>
+          <w:rFonts w:hint="default" w:ascii="sans-serif" w:hAnsi="sans-serif" w:eastAsia="sans-serif" w:cs="sans-serif"/>
+          <w:i w:val="0"/>
+          <w:iCs w:val="0"/>
+          <w:caps w:val="0"/>
+          <w:color w:val="1A1C1E"/>
+          <w:spacing w:val="0"/>
+          <w:sz w:val="16"/>
+          <w:szCs w:val="16"/>
+          <w:shd w:val="clear" w:fill="FFFFFF"/>
+          <w:lang w:val="en-US"/>
+        </w:rPr>
+      </w:pPr>
+      <w:bookmarkStart w:id="0" w:name="_GoBack"/>
+      <w:bookmarkEnd w:id="0"/>
+    </w:p>
+    <w:p>
+      <w:pPr>
+        <w:pStyle w:val="4"/>
+        <w:keepNext w:val="0"/>
+        <w:keepLines w:val="0"/>
+        <w:widowControl/>
+        <w:suppressLineNumbers w:val="0"/>
+        <w:shd w:val="clear" w:fill="FFFFFF"/>
+        <w:spacing w:before="0" w:beforeAutospacing="1" w:after="216" w:afterAutospacing="0" w:line="240" w:lineRule="atLeast"/>
+        <w:ind w:left="0" w:right="0" w:firstLine="0"/>
+        <w:rPr>
+          <w:rFonts w:hint="default" w:ascii="Palatino Linotype" w:hAnsi="Palatino Linotype" w:eastAsia="sans-serif" w:cs="Palatino Linotype"/>
           <w:b/>
           <w:bCs/>
           <w:i w:val="0"/>
@@ -1182,23 +1260,7 @@
           <w:szCs w:val="24"/>
           <w:shd w:val="clear" w:fill="FFFFFF"/>
         </w:rPr>
-        <w:t>Este é mais como a perspectiva de um "treinador". Ele se preocupa menos com o "material" de cada jogador e mais com o movimento, a interação e o equilíbrio de todo o jogo. Ele descreve estados de energia fundamentais: condensação e solidez (Metal); crescimento e</w:t>
-      </w:r>
-      <w:bookmarkStart w:id="0" w:name="_GoBack"/>
-      <w:bookmarkEnd w:id="0"/>
-      <w:r>
-        <w:rPr>
-          <w:rFonts w:hint="default" w:ascii="Palatino Linotype" w:hAnsi="Palatino Linotype" w:eastAsia="sans-serif" w:cs="Palatino Linotype"/>
-          <w:i w:val="0"/>
-          <w:iCs w:val="0"/>
-          <w:caps w:val="0"/>
-          <w:color w:val="1A1C1E"/>
-          <w:spacing w:val="0"/>
-          <w:sz w:val="24"/>
-          <w:szCs w:val="24"/>
-          <w:shd w:val="clear" w:fill="FFFFFF"/>
-        </w:rPr>
-        <w:t xml:space="preserve"> movimento ascendente (Madeira); fluxo e flexibilidade (Água); emissão e combustão (Fogo); e estabilidade e nutrição (Terra). Ele responde à pergunta: "Qual é a dinâmica de energia em jogo?". Este mapa é extremamente eficaz para entender o equilíbrio dinâmico da natureza e dos organismos vivos.</w:t>
+        <w:t>Este é mais como a perspectiva de um "treinador". Ele se preocupa menos com o "material" de cada jogador e mais com o movimento, a interação e o equilíbrio de todo o jogo. Ele descreve estados de energia fundamentais: condensação e solidez (Metal); crescimento e movimento ascendente (Madeira); fluxo e flexibilidade (Água); emissão e combustão (Fogo); e estabilidade e nutrição (Terra). Ele responde à pergunta: "Qual é a dinâmica de energia em jogo?". Este mapa é extremamente eficaz para entender o equilíbrio dinâmico da natureza e dos organismos vivos.</w:t>
       </w:r>
     </w:p>
     <w:p>
@@ -3772,7 +3834,7 @@
     <w:lsdException w:qFormat="1" w:unhideWhenUsed="0" w:uiPriority="0" w:semiHidden="0" w:name="Title"/>
     <w:lsdException w:unhideWhenUsed="0" w:uiPriority="0" w:semiHidden="0" w:name="Closing"/>
     <w:lsdException w:unhideWhenUsed="0" w:uiPriority="0" w:semiHidden="0" w:name="Signature"/>
-    <w:lsdException w:unhideWhenUsed="0" w:uiPriority="0" w:name="Default Paragraph Font"/>
+    <w:lsdException w:qFormat="1" w:unhideWhenUsed="0" w:uiPriority="0" w:name="Default Paragraph Font"/>
     <w:lsdException w:unhideWhenUsed="0" w:uiPriority="0" w:semiHidden="0" w:name="Body Text"/>
     <w:lsdException w:unhideWhenUsed="0" w:uiPriority="0" w:semiHidden="0" w:name="Body Text Indent"/>
     <w:lsdException w:unhideWhenUsed="0" w:uiPriority="0" w:semiHidden="0" w:name="List Continue"/>
@@ -3968,6 +4030,7 @@
   <w:style w:type="character" w:default="1" w:styleId="2">
     <w:name w:val="Default Paragraph Font"/>
     <w:semiHidden/>
+    <w:qFormat/>
     <w:uiPriority w:val="0"/>
   </w:style>
   <w:style w:type="table" w:default="1" w:styleId="3">

--- a/Blogs/Blog_001_Inside Black Hole, Outside Big Bang/BÀI BLOG_Bên trong Black Hole, bên ngoài Big Bang_pt.docx
+++ b/Blogs/Blog_001_Inside Black Hole, Outside Big Bang/BÀI BLOG_Bên trong Black Hole, bên ngoài Big Bang_pt.docx
@@ -222,8 +222,6 @@
           <w:lang w:val="en-US"/>
         </w:rPr>
       </w:pPr>
-      <w:bookmarkStart w:id="0" w:name="_GoBack"/>
-      <w:bookmarkEnd w:id="0"/>
     </w:p>
     <w:p>
       <w:pPr>
@@ -3639,8 +3637,26 @@
           <w:szCs w:val="24"/>
           <w:shd w:val="clear" w:fill="FFFFFF"/>
         </w:rPr>
-        <w:t>Quando olhamos para o céu, estamos olhando para o passado do universo. Mas quando olhamos para dentro, talvez estejamos tocando sua própria essência. Entender o universo, talvez, seja começar por ouvir nossa própria respiração. Porque pode ser que o que está acontecendo lá fora — a expansão, o equilíbrio, a luz e a escuridão, a quietude e o movimento — seja meramente um espelho que reflete a dança que está se desenrolando dentro de nós mesmos?</w:t>
-      </w:r>
+        <w:t>Quando olhamos para o céu, estamos olhando para o passado do universo. Mas quando olhamos para dentro, talvez estejamos tocando sua própria essência. Entender o universo, talvez, seja começar por ouvir nossa própria respiração. Porque pode ser que o que está acontecendo lá fora — a expansão, o equilíbrio, a luz e a escuridão, a quietude e o movimento — </w:t>
+      </w:r>
+      <w:bookmarkStart w:id="0" w:name="_GoBack"/>
+      <w:r>
+        <w:rPr>
+          <w:rFonts w:hint="default" w:ascii="Palatino Linotype" w:hAnsi="Palatino Linotype" w:eastAsia="sans-serif" w:cs="Palatino Linotype"/>
+          <w:b/>
+          <w:bCs/>
+          <w:i w:val="0"/>
+          <w:iCs w:val="0"/>
+          <w:caps w:val="0"/>
+          <w:color w:val="1A1C1E"/>
+          <w:spacing w:val="0"/>
+          <w:sz w:val="24"/>
+          <w:szCs w:val="24"/>
+          <w:shd w:val="clear" w:fill="FFFFFF"/>
+        </w:rPr>
+        <w:t>seja meramente um espelho que reflete a dança que está se desenrolando dentro de nós mesmos?</w:t>
+      </w:r>
+      <w:bookmarkEnd w:id="0"/>
     </w:p>
     <w:p>
       <w:pPr>

--- a/Blogs/Blog_001_Inside Black Hole, Outside Big Bang/BÀI BLOG_Bên trong Black Hole, bên ngoài Big Bang_pt.docx
+++ b/Blogs/Blog_001_Inside Black Hole, Outside Big Bang/BÀI BLOG_Bên trong Black Hole, bên ngoài Big Bang_pt.docx
@@ -2818,116 +2818,97 @@
           <w:szCs w:val="24"/>
           <w:shd w:val="clear" w:fill="FFFFFF"/>
         </w:rPr>
-        <w:t>Tendo reexaminado o Big Bang e os Buracos Negros através de uma nova lente, vamos colocar este quadro inteiro em uma estrutura ainda mais grandiosa. A jornada para explorar o universo tem duas direções: profundamente no microcosmo (o infinitesimalmente pequeno) e para fora, no macrocosmo (o imensamente grande). Ambos os caminhos parecem levar ao infinito, com uma arquitetura fractal impressionante onde as estruturas se repetem em todas as escalas.</w:t>
-      </w:r>
-    </w:p>
-    <w:p>
-      <w:pPr>
-        <w:pStyle w:val="4"/>
-        <w:keepNext w:val="0"/>
-        <w:keepLines w:val="0"/>
-        <w:widowControl/>
-        <w:suppressLineNumbers w:val="0"/>
-        <w:shd w:val="clear" w:fill="FFFFFF"/>
-        <w:spacing w:before="0" w:beforeAutospacing="1" w:after="216" w:afterAutospacing="0" w:line="240" w:lineRule="atLeast"/>
-        <w:ind w:left="0" w:right="0" w:firstLine="0"/>
-        <w:rPr>
-          <w:rFonts w:hint="default" w:ascii="Palatino Linotype" w:hAnsi="Palatino Linotype" w:eastAsia="sans-serif" w:cs="Palatino Linotype"/>
-          <w:i w:val="0"/>
-          <w:iCs w:val="0"/>
-          <w:caps w:val="0"/>
-          <w:color w:val="1A1C1E"/>
-          <w:spacing w:val="0"/>
-          <w:sz w:val="24"/>
-          <w:szCs w:val="24"/>
-        </w:rPr>
-      </w:pPr>
-      <w:r>
-        <w:rPr>
-          <w:rFonts w:hint="default" w:ascii="Palatino Linotype" w:hAnsi="Palatino Linotype" w:eastAsia="sans-serif" w:cs="Palatino Linotype"/>
-          <w:i w:val="0"/>
-          <w:iCs w:val="0"/>
-          <w:caps w:val="0"/>
-          <w:color w:val="1A1C1E"/>
-          <w:spacing w:val="0"/>
-          <w:sz w:val="24"/>
-          <w:szCs w:val="24"/>
-          <w:shd w:val="clear" w:fill="FFFFFF"/>
-        </w:rPr>
-        <w:t>Na dimensão microscópica, a ciência nos diz que a matéria é composta de átomos. Mas isso é apenas o ponto de partida. Abaixo do átomo, há o núcleo, depois prótons e nêutrons, depois quarks. Esta jornada não para. Podem existir inúmeros níveis de partículas microscópicas desconhecidas pela humanidade, sendo cada nível um mundo em si. Nesta hierarquia, se designarmos o Átomo como Nível 0, então partículas menores pertenceriam a níveis negativos: Nível -1, Nível -2, e assim por diante, para baixo.</w:t>
-      </w:r>
-    </w:p>
-    <w:p>
-      <w:pPr>
-        <w:pStyle w:val="4"/>
-        <w:keepNext w:val="0"/>
-        <w:keepLines w:val="0"/>
-        <w:widowControl/>
-        <w:suppressLineNumbers w:val="0"/>
-        <w:shd w:val="clear" w:fill="FFFFFF"/>
-        <w:spacing w:before="0" w:beforeAutospacing="1" w:after="216" w:afterAutospacing="0" w:line="240" w:lineRule="atLeast"/>
-        <w:ind w:left="0" w:right="0" w:firstLine="0"/>
-        <w:rPr>
-          <w:rFonts w:hint="default" w:ascii="Palatino Linotype" w:hAnsi="Palatino Linotype" w:eastAsia="sans-serif" w:cs="Palatino Linotype"/>
-          <w:i w:val="0"/>
-          <w:iCs w:val="0"/>
-          <w:caps w:val="0"/>
-          <w:color w:val="1A1C1E"/>
-          <w:spacing w:val="0"/>
-          <w:sz w:val="24"/>
-          <w:szCs w:val="24"/>
-        </w:rPr>
-      </w:pPr>
-      <w:r>
-        <w:rPr>
-          <w:rFonts w:hint="default" w:ascii="Palatino Linotype" w:hAnsi="Palatino Linotype" w:eastAsia="sans-serif" w:cs="Palatino Linotype"/>
-          <w:i w:val="0"/>
-          <w:iCs w:val="0"/>
-          <w:caps w:val="0"/>
-          <w:color w:val="1A1C1E"/>
-          <w:spacing w:val="0"/>
-          <w:sz w:val="24"/>
-          <w:szCs w:val="24"/>
-          <w:shd w:val="clear" w:fill="FFFFFF"/>
-        </w:rPr>
-        <w:t>A luz (fótons), a coisa que usamos para ver o mundo, pode ser apenas um tipo de partícula em um nível relativamente raso, talvez do Nível -3 ao -10. Desta perspectiva, uma estrela como o Sol não cria luz diretamente. Ela atua como um reator nuclear gigante, fornecendo a energia para ativar partículas ainda mais microscópicas (por exemplo, no Nível -2), e são essas partículas ativadas que realmente emitem as partículas de luz. Isso significa que toda a realidade que os humanos "veem" e medem é meramente a interação de um único tipo intermediário de partícula, enquanto estamos completamente "cegos" para a existência e operação de inúmeras outras camadas de partículas microscópicas.</w:t>
-      </w:r>
-    </w:p>
-    <w:p>
-      <w:pPr>
-        <w:pStyle w:val="4"/>
-        <w:keepNext w:val="0"/>
-        <w:keepLines w:val="0"/>
-        <w:widowControl/>
-        <w:suppressLineNumbers w:val="0"/>
-        <w:shd w:val="clear" w:fill="FFFFFF"/>
-        <w:spacing w:before="0" w:beforeAutospacing="1" w:after="216" w:afterAutospacing="0" w:line="240" w:lineRule="atLeast"/>
-        <w:ind w:left="0" w:right="0" w:firstLine="0"/>
-        <w:rPr>
-          <w:rFonts w:hint="default" w:ascii="Palatino Linotype" w:hAnsi="Palatino Linotype" w:eastAsia="sans-serif" w:cs="Palatino Linotype"/>
-          <w:i w:val="0"/>
-          <w:iCs w:val="0"/>
-          <w:caps w:val="0"/>
-          <w:color w:val="1A1C1E"/>
-          <w:spacing w:val="0"/>
-          <w:sz w:val="24"/>
-          <w:szCs w:val="24"/>
-        </w:rPr>
-      </w:pPr>
-      <w:r>
-        <w:rPr>
-          <w:rFonts w:hint="default" w:ascii="Palatino Linotype" w:hAnsi="Palatino Linotype" w:eastAsia="sans-serif" w:cs="Palatino Linotype"/>
-          <w:i w:val="0"/>
-          <w:iCs w:val="0"/>
-          <w:caps w:val="0"/>
-          <w:color w:val="1A1C1E"/>
-          <w:spacing w:val="0"/>
-          <w:sz w:val="24"/>
-          <w:szCs w:val="24"/>
-          <w:shd w:val="clear" w:fill="FFFFFF"/>
-        </w:rPr>
-        <w:t>Na dimensão oposta, a macroscópica, esta ordem parece se repetir de uma maneira sofisticada. Vamos tentar construir um modelo hipotético para organizar esta ordem infinita. Podemos distinguir entre um "nível" — isto é, uma partícula fundamental do universo em cada escala — e uma "estrutura intermediária" formada a partir dessas partículas.</w:t>
-      </w:r>
+        <w:t>Depois de reexaminar o Big Bang e as galáxias, vamos dar um passo atrás para contemplar o profundo princípio arquitetônico do universo. Existe um projeto comum, um padrão autorreplicante em todas as escalas, do infinitesimal ao imenso? Esse princípio pode ser encontrado na natureza, através de um conceito conhecido como fractal.</w:t>
+      </w:r>
+    </w:p>
+    <w:p>
+      <w:pPr>
+        <w:pStyle w:val="4"/>
+        <w:keepNext w:val="0"/>
+        <w:keepLines w:val="0"/>
+        <w:widowControl/>
+        <w:suppressLineNumbers w:val="0"/>
+        <w:shd w:val="clear" w:fill="FFFFFF"/>
+        <w:spacing w:before="0" w:beforeAutospacing="1" w:after="216" w:afterAutospacing="0" w:line="240" w:lineRule="atLeast"/>
+        <w:ind w:left="0" w:right="0" w:firstLine="0"/>
+        <w:rPr>
+          <w:rFonts w:hint="default" w:ascii="Palatino Linotype" w:hAnsi="Palatino Linotype" w:eastAsia="sans-serif" w:cs="Palatino Linotype"/>
+          <w:i w:val="0"/>
+          <w:iCs w:val="0"/>
+          <w:caps w:val="0"/>
+          <w:color w:val="1A1C1E"/>
+          <w:spacing w:val="0"/>
+          <w:sz w:val="24"/>
+          <w:szCs w:val="24"/>
+        </w:rPr>
+      </w:pPr>
+      <w:r>
+        <w:rPr>
+          <w:rFonts w:hint="default" w:ascii="Palatino Linotype" w:hAnsi="Palatino Linotype" w:eastAsia="sans-serif" w:cs="Palatino Linotype"/>
+          <w:i w:val="0"/>
+          <w:iCs w:val="0"/>
+          <w:caps w:val="0"/>
+          <w:color w:val="1A1C1E"/>
+          <w:spacing w:val="0"/>
+          <w:sz w:val="24"/>
+          <w:szCs w:val="24"/>
+          <w:shd w:val="clear" w:fill="FFFFFF"/>
+        </w:rPr>
+        <w:t>Um fractal é uma estrutura na qual uma pequena parte, quando ampliada, parece idêntica ao todo. De um floco de neve a uma folha de samambaia e à ramificação dos rios, a natureza parece ser uma mestra da arte fractal. Quando aplicamos essa lente fractal ao cosmos, uma ordem surpreendente emerge.</w:t>
+      </w:r>
+    </w:p>
+    <w:p>
+      <w:pPr>
+        <w:pStyle w:val="4"/>
+        <w:keepNext w:val="0"/>
+        <w:keepLines w:val="0"/>
+        <w:widowControl/>
+        <w:suppressLineNumbers w:val="0"/>
+        <w:shd w:val="clear" w:fill="FFFFFF"/>
+        <w:spacing w:before="0" w:beforeAutospacing="1" w:after="216" w:afterAutospacing="0" w:line="240" w:lineRule="atLeast"/>
+        <w:ind w:left="0" w:right="0" w:firstLine="0"/>
+        <w:rPr>
+          <w:rFonts w:hint="default" w:ascii="Palatino Linotype" w:hAnsi="Palatino Linotype" w:eastAsia="sans-serif" w:cs="Palatino Linotype"/>
+          <w:i w:val="0"/>
+          <w:iCs w:val="0"/>
+          <w:caps w:val="0"/>
+          <w:color w:val="1A1C1E"/>
+          <w:spacing w:val="0"/>
+          <w:sz w:val="24"/>
+          <w:szCs w:val="24"/>
+        </w:rPr>
+      </w:pPr>
+      <w:r>
+        <w:rPr>
+          <w:rFonts w:hint="default" w:ascii="Palatino Linotype" w:hAnsi="Palatino Linotype" w:eastAsia="sans-serif" w:cs="Palatino Linotype"/>
+          <w:i w:val="0"/>
+          <w:iCs w:val="0"/>
+          <w:caps w:val="0"/>
+          <w:color w:val="1A1C1E"/>
+          <w:spacing w:val="0"/>
+          <w:sz w:val="24"/>
+          <w:szCs w:val="24"/>
+          <w:shd w:val="clear" w:fill="FFFFFF"/>
+        </w:rPr>
+        <w:t>Vamos tentar construir um sistema hierárquico para visualizar essa arquitetura fractal, distinguindo claramente entre uma "Partícula Fundamental" (o corpúsculo esférico de um determinado nível) e uma "Estrutura Intermediária" (um sistema formado por partículas de níveis inferiores).</w:t>
+      </w:r>
+    </w:p>
+    <w:p>
+      <w:pPr>
+        <w:keepNext w:val="0"/>
+        <w:keepLines w:val="0"/>
+        <w:widowControl/>
+        <w:numPr>
+          <w:numId w:val="0"/>
+        </w:numPr>
+        <w:suppressLineNumbers w:val="0"/>
+        <w:spacing w:before="0" w:beforeAutospacing="1" w:after="0" w:afterAutospacing="1" w:line="240" w:lineRule="atLeast"/>
+        <w:rPr>
+          <w:rFonts w:hint="default" w:ascii="Palatino Linotype" w:hAnsi="Palatino Linotype" w:eastAsia="sans-serif" w:cs="Palatino Linotype"/>
+          <w:sz w:val="24"/>
+          <w:szCs w:val="24"/>
+        </w:rPr>
+      </w:pPr>
     </w:p>
     <w:p>
       <w:pPr>
@@ -2940,9 +2921,15 @@
           <w:numId w:val="3"/>
         </w:numPr>
         <w:suppressLineNumbers w:val="0"/>
-        <w:shd w:val="clear" w:fill="FFFFFF"/>
-        <w:spacing w:before="0" w:beforeAutospacing="1" w:after="216" w:afterAutospacing="0" w:line="240" w:lineRule="atLeast"/>
+        <w:spacing w:before="0" w:beforeAutospacing="0" w:after="36" w:afterAutospacing="0" w:line="240" w:lineRule="atLeast"/>
         <w:ind w:left="420" w:leftChars="0" w:right="0" w:hanging="420" w:firstLineChars="0"/>
+        <w:rPr>
+          <w:rFonts w:hint="default" w:ascii="Palatino Linotype" w:hAnsi="Palatino Linotype" w:eastAsia="sans-serif" w:cs="Palatino Linotype"/>
+          <w:sz w:val="24"/>
+          <w:szCs w:val="24"/>
+        </w:rPr>
+      </w:pPr>
+      <w:r>
         <w:rPr>
           <w:rFonts w:hint="default" w:ascii="Palatino Linotype" w:hAnsi="Palatino Linotype" w:eastAsia="sans-serif" w:cs="Palatino Linotype"/>
           <w:b/>
@@ -2954,24 +2941,100 @@
           <w:spacing w:val="0"/>
           <w:sz w:val="24"/>
           <w:szCs w:val="24"/>
-        </w:rPr>
-      </w:pPr>
-      <w:r>
-        <w:rPr>
-          <w:rFonts w:hint="default" w:ascii="Palatino Linotype" w:hAnsi="Palatino Linotype" w:eastAsia="sans-serif" w:cs="Palatino Linotype"/>
-          <w:b/>
-          <w:bCs/>
-          <w:i w:val="0"/>
-          <w:iCs w:val="0"/>
-          <w:caps w:val="0"/>
-          <w:color w:val="1A1C1E"/>
-          <w:spacing w:val="0"/>
-          <w:sz w:val="24"/>
-          <w:szCs w:val="24"/>
-          <w:shd w:val="clear" w:fill="FFFFFF"/>
-        </w:rPr>
-        <w:t>O Nível 0 é o átomo.</w:t>
-      </w:r>
+          <w:shd w:val="clear" w:fill="FFFFFF"/>
+        </w:rPr>
+        <w:t>Nível +1: As Partículas Fundamentais são os Corpos Celestes.</w:t>
+      </w:r>
+    </w:p>
+    <w:p>
+      <w:pPr>
+        <w:keepNext w:val="0"/>
+        <w:keepLines w:val="0"/>
+        <w:pageBreakBefore w:val="0"/>
+        <w:widowControl/>
+        <w:numPr>
+          <w:ilvl w:val="1"/>
+          <w:numId w:val="4"/>
+        </w:numPr>
+        <w:suppressLineNumbers w:val="0"/>
+        <w:kinsoku/>
+        <w:wordWrap/>
+        <w:overflowPunct/>
+        <w:topLinePunct w:val="0"/>
+        <w:autoSpaceDE/>
+        <w:autoSpaceDN/>
+        <w:bidi w:val="0"/>
+        <w:adjustRightInd/>
+        <w:snapToGrid/>
+        <w:spacing w:before="240" w:beforeAutospacing="0" w:after="240" w:afterAutospacing="0" w:line="240" w:lineRule="atLeast"/>
+        <w:ind w:left="806" w:leftChars="0" w:hanging="360" w:firstLineChars="0"/>
+        <w:textAlignment w:val="auto"/>
+        <w:rPr>
+          <w:rFonts w:hint="default" w:ascii="Palatino Linotype" w:hAnsi="Palatino Linotype" w:eastAsia="sans-serif" w:cs="Palatino Linotype"/>
+          <w:sz w:val="24"/>
+          <w:szCs w:val="24"/>
+        </w:rPr>
+      </w:pPr>
+      <w:r>
+        <w:rPr>
+          <w:rFonts w:hint="default" w:ascii="Palatino Linotype" w:hAnsi="Palatino Linotype" w:eastAsia="sans-serif" w:cs="Palatino Linotype"/>
+          <w:i w:val="0"/>
+          <w:iCs w:val="0"/>
+          <w:caps w:val="0"/>
+          <w:color w:val="1A1C1E"/>
+          <w:spacing w:val="0"/>
+          <w:sz w:val="24"/>
+          <w:szCs w:val="24"/>
+          <w:shd w:val="clear" w:fill="FFFFFF"/>
+        </w:rPr>
+        <w:t>As estrelas e os planetas, com suas formas esféricas características, são as "partículas fundamentais" deste nível.</w:t>
+      </w:r>
+    </w:p>
+    <w:p>
+      <w:pPr>
+        <w:keepNext w:val="0"/>
+        <w:keepLines w:val="0"/>
+        <w:pageBreakBefore w:val="0"/>
+        <w:widowControl/>
+        <w:numPr>
+          <w:ilvl w:val="1"/>
+          <w:numId w:val="4"/>
+        </w:numPr>
+        <w:suppressLineNumbers w:val="0"/>
+        <w:kinsoku/>
+        <w:wordWrap/>
+        <w:overflowPunct/>
+        <w:topLinePunct w:val="0"/>
+        <w:autoSpaceDE/>
+        <w:autoSpaceDN/>
+        <w:bidi w:val="0"/>
+        <w:adjustRightInd/>
+        <w:snapToGrid/>
+        <w:spacing w:before="240" w:beforeAutospacing="0" w:after="240" w:afterAutospacing="0" w:line="240" w:lineRule="atLeast"/>
+        <w:ind w:left="806" w:leftChars="0" w:hanging="360" w:firstLineChars="0"/>
+        <w:textAlignment w:val="auto"/>
+        <w:rPr>
+          <w:rFonts w:hint="default" w:ascii="Palatino Linotype" w:hAnsi="Palatino Linotype" w:eastAsia="sans-serif" w:cs="Palatino Linotype"/>
+          <w:sz w:val="24"/>
+          <w:szCs w:val="24"/>
+        </w:rPr>
+      </w:pPr>
+      <w:r>
+        <w:rPr>
+          <w:rFonts w:hint="default" w:ascii="Palatino Linotype" w:hAnsi="Palatino Linotype" w:eastAsia="sans-serif" w:cs="Palatino Linotype"/>
+          <w:i w:val="0"/>
+          <w:iCs w:val="0"/>
+          <w:caps w:val="0"/>
+          <w:color w:val="1A1C1E"/>
+          <w:spacing w:val="0"/>
+          <w:sz w:val="24"/>
+          <w:szCs w:val="24"/>
+          <w:shd w:val="clear" w:fill="FFFFFF"/>
+        </w:rPr>
+        <w:t>A partir dessas "partículas" de Nível +1, formam-se estruturas intermediárias mais complexas: um Sistema Solar (uma partícula central e partículas satélites), uma Galáxia (uma população de bilhões de partículas), um Aglomerado de Galáxias, e assim por diante.</w:t>
+      </w:r>
+      <w:bookmarkStart w:id="0" w:name="_GoBack"/>
+      <w:bookmarkEnd w:id="0"/>
     </w:p>
     <w:p>
       <w:pPr>
@@ -2984,16 +3047,10 @@
           <w:numId w:val="3"/>
         </w:numPr>
         <w:suppressLineNumbers w:val="0"/>
-        <w:shd w:val="clear" w:fill="FFFFFF"/>
-        <w:spacing w:before="0" w:beforeAutospacing="1" w:after="216" w:afterAutospacing="0" w:line="240" w:lineRule="atLeast"/>
+        <w:spacing w:before="0" w:beforeAutospacing="0" w:after="36" w:afterAutospacing="0" w:line="240" w:lineRule="atLeast"/>
         <w:ind w:left="420" w:leftChars="0" w:right="0" w:hanging="420" w:firstLineChars="0"/>
         <w:rPr>
           <w:rFonts w:hint="default" w:ascii="Palatino Linotype" w:hAnsi="Palatino Linotype" w:eastAsia="sans-serif" w:cs="Palatino Linotype"/>
-          <w:i w:val="0"/>
-          <w:iCs w:val="0"/>
-          <w:caps w:val="0"/>
-          <w:color w:val="1A1C1E"/>
-          <w:spacing w:val="0"/>
           <w:sz w:val="24"/>
           <w:szCs w:val="24"/>
         </w:rPr>
@@ -3012,25 +3069,236 @@
           <w:szCs w:val="24"/>
           <w:shd w:val="clear" w:fill="FFFFFF"/>
         </w:rPr>
-        <w:t>O Nível +1 é o corpo celeste </w:t>
-      </w:r>
-      <w:r>
-        <w:rPr>
-          <w:rFonts w:hint="default" w:ascii="Palatino Linotype" w:hAnsi="Palatino Linotype" w:eastAsia="sans-serif" w:cs="Palatino Linotype"/>
-          <w:b w:val="0"/>
-          <w:bCs w:val="0"/>
-          <w:i w:val="0"/>
-          <w:iCs w:val="0"/>
-          <w:caps w:val="0"/>
-          <w:color w:val="1A1C1E"/>
-          <w:spacing w:val="0"/>
-          <w:sz w:val="24"/>
-          <w:szCs w:val="24"/>
-          <w:shd w:val="clear" w:fill="FFFFFF"/>
-        </w:rPr>
-        <w:t>—</w:t>
-      </w:r>
-      <w:r>
+        <w:t>Então, qual é a Partícula Fundamental do Nível 0?</w:t>
+      </w:r>
+    </w:p>
+    <w:p>
+      <w:pPr>
+        <w:keepNext w:val="0"/>
+        <w:keepLines w:val="0"/>
+        <w:pageBreakBefore w:val="0"/>
+        <w:widowControl/>
+        <w:numPr>
+          <w:ilvl w:val="1"/>
+          <w:numId w:val="4"/>
+        </w:numPr>
+        <w:suppressLineNumbers w:val="0"/>
+        <w:kinsoku/>
+        <w:wordWrap/>
+        <w:overflowPunct/>
+        <w:topLinePunct w:val="0"/>
+        <w:autoSpaceDE/>
+        <w:autoSpaceDN/>
+        <w:bidi w:val="0"/>
+        <w:adjustRightInd/>
+        <w:snapToGrid/>
+        <w:spacing w:before="240" w:beforeAutospacing="0" w:after="240" w:afterAutospacing="0" w:line="240" w:lineRule="atLeast"/>
+        <w:ind w:left="806" w:leftChars="0" w:hanging="360" w:firstLineChars="0"/>
+        <w:textAlignment w:val="auto"/>
+        <w:rPr>
+          <w:rFonts w:hint="default" w:ascii="Palatino Linotype" w:hAnsi="Palatino Linotype" w:eastAsia="sans-serif" w:cs="Palatino Linotype"/>
+          <w:i w:val="0"/>
+          <w:iCs w:val="0"/>
+          <w:caps w:val="0"/>
+          <w:color w:val="1A1C1E"/>
+          <w:spacing w:val="0"/>
+          <w:sz w:val="24"/>
+          <w:szCs w:val="24"/>
+          <w:shd w:val="clear" w:fill="FFFFFF"/>
+        </w:rPr>
+      </w:pPr>
+      <w:r>
+        <w:rPr>
+          <w:rFonts w:hint="default" w:ascii="Palatino Linotype" w:hAnsi="Palatino Linotype" w:eastAsia="sans-serif" w:cs="Palatino Linotype"/>
+          <w:i w:val="0"/>
+          <w:iCs w:val="0"/>
+          <w:caps w:val="0"/>
+          <w:color w:val="1A1C1E"/>
+          <w:spacing w:val="0"/>
+          <w:sz w:val="24"/>
+          <w:szCs w:val="24"/>
+          <w:shd w:val="clear" w:fill="FFFFFF"/>
+        </w:rPr>
+        <w:t>A jornada da física de partículas é a própria busca por essa resposta. Descobrimos o átomo, mas com sua estrutura de um núcleo e elétrons em órbita, ele é claramente uma "estrutura intermediária", um sistema solar em miniatura.</w:t>
+      </w:r>
+    </w:p>
+    <w:p>
+      <w:pPr>
+        <w:keepNext w:val="0"/>
+        <w:keepLines w:val="0"/>
+        <w:pageBreakBefore w:val="0"/>
+        <w:widowControl/>
+        <w:numPr>
+          <w:ilvl w:val="1"/>
+          <w:numId w:val="4"/>
+        </w:numPr>
+        <w:suppressLineNumbers w:val="0"/>
+        <w:kinsoku/>
+        <w:wordWrap/>
+        <w:overflowPunct/>
+        <w:topLinePunct w:val="0"/>
+        <w:autoSpaceDE/>
+        <w:autoSpaceDN/>
+        <w:bidi w:val="0"/>
+        <w:adjustRightInd/>
+        <w:snapToGrid/>
+        <w:spacing w:before="240" w:beforeAutospacing="0" w:after="240" w:afterAutospacing="0" w:line="240" w:lineRule="atLeast"/>
+        <w:ind w:left="806" w:leftChars="0" w:hanging="360" w:firstLineChars="0"/>
+        <w:textAlignment w:val="auto"/>
+        <w:rPr>
+          <w:rFonts w:hint="default" w:ascii="Palatino Linotype" w:hAnsi="Palatino Linotype" w:eastAsia="sans-serif" w:cs="Palatino Linotype"/>
+          <w:i w:val="0"/>
+          <w:iCs w:val="0"/>
+          <w:caps w:val="0"/>
+          <w:color w:val="1A1C1E"/>
+          <w:spacing w:val="0"/>
+          <w:sz w:val="24"/>
+          <w:szCs w:val="24"/>
+          <w:shd w:val="clear" w:fill="FFFFFF"/>
+        </w:rPr>
+      </w:pPr>
+      <w:r>
+        <w:rPr>
+          <w:rFonts w:hint="default" w:ascii="Palatino Linotype" w:hAnsi="Palatino Linotype" w:eastAsia="sans-serif" w:cs="Palatino Linotype"/>
+          <w:i w:val="0"/>
+          <w:iCs w:val="0"/>
+          <w:caps w:val="0"/>
+          <w:color w:val="1A1C1E"/>
+          <w:spacing w:val="0"/>
+          <w:sz w:val="24"/>
+          <w:szCs w:val="24"/>
+          <w:shd w:val="clear" w:fill="FFFFFF"/>
+        </w:rPr>
+        <w:t>De acordo com nossa lógica fractal, uma Partícula Fundamental de Nível 0 deve ser composta por inúmeras Partículas Fundamentais de Nível -1. Mas aqui, encontramos uma contradição interessante com a ciência atual. A física afirma que um próton (um componente do núcleo) é formado por apenas 3 quarks. Se for assim, nem o próton nem o quark podem ser considerados "Partículas Fundamentais" segundo a nossa definição; eles são simplesmente "estruturas intermediárias" muito pequenas no caminho para as profundezas do microcosmo.</w:t>
+      </w:r>
+    </w:p>
+    <w:p>
+      <w:pPr>
+        <w:keepNext w:val="0"/>
+        <w:keepLines w:val="0"/>
+        <w:pageBreakBefore w:val="0"/>
+        <w:widowControl/>
+        <w:numPr>
+          <w:ilvl w:val="1"/>
+          <w:numId w:val="4"/>
+        </w:numPr>
+        <w:suppressLineNumbers w:val="0"/>
+        <w:kinsoku/>
+        <w:wordWrap/>
+        <w:overflowPunct/>
+        <w:topLinePunct w:val="0"/>
+        <w:autoSpaceDE/>
+        <w:autoSpaceDN/>
+        <w:bidi w:val="0"/>
+        <w:adjustRightInd/>
+        <w:snapToGrid/>
+        <w:spacing w:before="240" w:beforeAutospacing="0" w:after="240" w:afterAutospacing="0" w:line="240" w:lineRule="atLeast"/>
+        <w:ind w:left="806" w:leftChars="0" w:hanging="360" w:firstLineChars="0"/>
+        <w:textAlignment w:val="auto"/>
+        <w:rPr>
+          <w:rFonts w:hint="default" w:ascii="Palatino Linotype" w:hAnsi="Palatino Linotype" w:eastAsia="sans-serif" w:cs="Palatino Linotype"/>
+          <w:sz w:val="24"/>
+          <w:szCs w:val="24"/>
+        </w:rPr>
+      </w:pPr>
+      <w:r>
+        <w:rPr>
+          <w:rFonts w:hint="default" w:ascii="Palatino Linotype" w:hAnsi="Palatino Linotype" w:eastAsia="sans-serif" w:cs="Palatino Linotype"/>
+          <w:i w:val="0"/>
+          <w:iCs w:val="0"/>
+          <w:caps w:val="0"/>
+          <w:color w:val="1A1C1E"/>
+          <w:spacing w:val="0"/>
+          <w:sz w:val="24"/>
+          <w:szCs w:val="24"/>
+          <w:shd w:val="clear" w:fill="FFFFFF"/>
+        </w:rPr>
+        <w:t>Isso não sig</w:t>
+      </w:r>
+      <w:r>
+        <w:rPr>
+          <w:rFonts w:hint="default" w:ascii="Palatino Linotype" w:hAnsi="Palatino Linotype" w:eastAsia="sans-serif" w:cs="Palatino Linotype"/>
+          <w:i w:val="0"/>
+          <w:iCs w:val="0"/>
+          <w:caps w:val="0"/>
+          <w:color w:val="1A1C1E"/>
+          <w:spacing w:val="0"/>
+          <w:sz w:val="24"/>
+          <w:szCs w:val="24"/>
+          <w:shd w:val="clear" w:fill="FFFFFF"/>
+        </w:rPr>
+        <w:t>nifica que a ciência esteja errada. Apenas sugere uma possibilidade surpreendente: que mesmo com nossos mais poderosos aceleradores de partículas, provavelmente ainda não alcançamos a verdadeira "Partícula Fundamental" do Nível 0, e muito menos conhecemos algo sobre os níveis microcósmicos mais profundos. O que conhecemos hoje pode ser apenas a camada superficial de um oceano microscópico infinito.</w:t>
+      </w:r>
+    </w:p>
+    <w:p>
+      <w:pPr>
+        <w:pStyle w:val="4"/>
+        <w:keepNext w:val="0"/>
+        <w:keepLines w:val="0"/>
+        <w:widowControl/>
+        <w:suppressLineNumbers w:val="0"/>
+        <w:shd w:val="clear" w:fill="FFFFFF"/>
+        <w:spacing w:before="0" w:beforeAutospacing="1" w:after="0" w:afterAutospacing="0" w:line="240" w:lineRule="atLeast"/>
+        <w:ind w:left="0" w:right="0" w:firstLine="0"/>
+        <w:rPr>
+          <w:rFonts w:hint="default" w:ascii="Palatino Linotype" w:hAnsi="Palatino Linotype" w:eastAsia="sans-serif" w:cs="Palatino Linotype"/>
+          <w:i w:val="0"/>
+          <w:iCs w:val="0"/>
+          <w:caps w:val="0"/>
+          <w:color w:val="1A1C1E"/>
+          <w:spacing w:val="0"/>
+          <w:sz w:val="24"/>
+          <w:szCs w:val="24"/>
+        </w:rPr>
+      </w:pPr>
+      <w:r>
+        <w:rPr>
+          <w:rFonts w:hint="default" w:ascii="Palatino Linotype" w:hAnsi="Palatino Linotype" w:eastAsia="sans-serif" w:cs="Palatino Linotype"/>
+          <w:i w:val="0"/>
+          <w:iCs w:val="0"/>
+          <w:caps w:val="0"/>
+          <w:color w:val="1A1C1E"/>
+          <w:spacing w:val="0"/>
+          <w:sz w:val="24"/>
+          <w:szCs w:val="24"/>
+          <w:shd w:val="clear" w:fill="FFFFFF"/>
+        </w:rPr>
+        <w:t>Nesta perspectiva, o universo não é apenas uma linha reta do pequeno para o grande. É uma estrutura infinitamente estratificada em direções tanto microscópicas quanto macroscópicas. O menor e o maior não estão separados – eles se espelham mutuamente como os dois lados da mesma moeda. Compreender a estrutura de um Sistema Solar pode nos ajudar a imaginar a estrutura de um átomo. E reconhecer a existência de infinitos níveis microcósmicos abre a possibilidade de que o próprio mundo macroscópico que observamos seja apenas uma "partícula" dentro de uma estrutura ainda mais grandiosa.</w:t>
+      </w:r>
+    </w:p>
+    <w:p>
+      <w:pPr>
+        <w:pStyle w:val="4"/>
+        <w:keepNext w:val="0"/>
+        <w:keepLines w:val="0"/>
+        <w:widowControl/>
+        <w:suppressLineNumbers w:val="0"/>
+        <w:shd w:val="clear" w:fill="FFFFFF"/>
+        <w:spacing w:before="0" w:beforeAutospacing="1" w:after="216" w:afterAutospacing="0" w:line="240" w:lineRule="atLeast"/>
+        <w:ind w:left="0" w:right="0" w:firstLine="0"/>
+        <w:rPr>
+          <w:rFonts w:hint="default" w:ascii="Palatino Linotype" w:hAnsi="Palatino Linotype" w:eastAsia="sans-serif" w:cs="Palatino Linotype"/>
+          <w:i w:val="0"/>
+          <w:iCs w:val="0"/>
+          <w:caps w:val="0"/>
+          <w:color w:val="1A1C1E"/>
+          <w:spacing w:val="0"/>
+          <w:sz w:val="24"/>
+          <w:szCs w:val="24"/>
+          <w:shd w:val="clear" w:fill="FFFFFF"/>
+        </w:rPr>
+      </w:pPr>
+    </w:p>
+    <w:p>
+      <w:pPr>
+        <w:pStyle w:val="4"/>
+        <w:keepNext w:val="0"/>
+        <w:keepLines w:val="0"/>
+        <w:widowControl/>
+        <w:suppressLineNumbers w:val="0"/>
+        <w:shd w:val="clear" w:fill="FFFFFF"/>
+        <w:spacing w:before="0" w:beforeAutospacing="1" w:after="216" w:afterAutospacing="0" w:line="240" w:lineRule="atLeast"/>
+        <w:ind w:left="0" w:right="0" w:firstLine="0"/>
         <w:rPr>
           <w:rFonts w:hint="default" w:ascii="Palatino Linotype" w:hAnsi="Palatino Linotype" w:eastAsia="sans-serif" w:cs="Palatino Linotype"/>
           <w:b/>
@@ -3040,126 +3308,12 @@
           <w:caps w:val="0"/>
           <w:color w:val="1A1C1E"/>
           <w:spacing w:val="0"/>
-          <w:sz w:val="24"/>
-          <w:szCs w:val="24"/>
-          <w:shd w:val="clear" w:fill="FFFFFF"/>
-        </w:rPr>
-        <w:t xml:space="preserve"> </w:t>
-      </w:r>
-      <w:r>
-        <w:rPr>
-          <w:rFonts w:hint="default" w:ascii="Palatino Linotype" w:hAnsi="Palatino Linotype" w:eastAsia="sans-serif" w:cs="Palatino Linotype"/>
-          <w:i w:val="0"/>
-          <w:iCs w:val="0"/>
-          <w:caps w:val="0"/>
-          <w:color w:val="1A1C1E"/>
-          <w:spacing w:val="0"/>
-          <w:sz w:val="24"/>
-          <w:szCs w:val="24"/>
-          <w:shd w:val="clear" w:fill="FFFFFF"/>
-        </w:rPr>
-        <w:t>de pequenos meteoroides a estrelas gigantes.</w:t>
-      </w:r>
-      <w:r>
-        <w:rPr>
-          <w:rFonts w:hint="default" w:ascii="Palatino Linotype" w:hAnsi="Palatino Linotype" w:eastAsia="sans-serif" w:cs="Palatino Linotype"/>
-          <w:i w:val="0"/>
-          <w:iCs w:val="0"/>
-          <w:caps w:val="0"/>
-          <w:color w:val="1A1C1E"/>
-          <w:spacing w:val="0"/>
-          <w:sz w:val="24"/>
-          <w:szCs w:val="24"/>
-          <w:shd w:val="clear" w:fill="FFFFFF"/>
-          <w:lang w:val="en-US"/>
-        </w:rPr>
-        <w:t xml:space="preserve"> </w:t>
-      </w:r>
-      <w:r>
-        <w:rPr>
-          <w:rFonts w:hint="default" w:ascii="Palatino Linotype" w:hAnsi="Palatino Linotype" w:eastAsia="sans-serif" w:cs="Palatino Linotype"/>
-          <w:i w:val="0"/>
-          <w:iCs w:val="0"/>
-          <w:caps w:val="0"/>
-          <w:color w:val="1A1C1E"/>
-          <w:spacing w:val="0"/>
-          <w:sz w:val="24"/>
-          <w:szCs w:val="24"/>
-          <w:shd w:val="clear" w:fill="FFFFFF"/>
-        </w:rPr>
-        <w:t>Então, e os humanos, animais e plantas? Somos formas intermediárias de existência incrivelmente complexas, corpos vivos compostos de inúmeras partículas de Nível 0, existindo na superfície de uma partícula de Nível +1, este planeta. Estruturas maiores como o Sistema Solar ou mesmo as galáxias também são estruturas intermediárias. Uma galáxia é como um "aglomerado de células" gigante, uma agregação de bilhões de partículas de Nível +1.</w:t>
-      </w:r>
-    </w:p>
-    <w:p>
-      <w:pPr>
-        <w:pStyle w:val="4"/>
-        <w:keepNext w:val="0"/>
-        <w:keepLines w:val="0"/>
-        <w:widowControl/>
-        <w:suppressLineNumbers w:val="0"/>
-        <w:shd w:val="clear" w:fill="FFFFFF"/>
-        <w:spacing w:before="0" w:beforeAutospacing="1" w:after="216" w:afterAutospacing="0" w:line="240" w:lineRule="atLeast"/>
-        <w:ind w:left="0" w:right="0" w:firstLine="0"/>
-        <w:rPr>
-          <w:rFonts w:hint="default" w:ascii="Palatino Linotype" w:hAnsi="Palatino Linotype" w:eastAsia="sans-serif" w:cs="Palatino Linotype"/>
-          <w:i w:val="0"/>
-          <w:iCs w:val="0"/>
-          <w:caps w:val="0"/>
-          <w:color w:val="1A1C1E"/>
-          <w:spacing w:val="0"/>
-          <w:sz w:val="24"/>
-          <w:szCs w:val="24"/>
-          <w:shd w:val="clear" w:fill="FFFFFF"/>
-        </w:rPr>
-      </w:pPr>
-      <w:r>
-        <w:rPr>
-          <w:rFonts w:hint="default" w:ascii="Palatino Linotype" w:hAnsi="Palatino Linotype" w:eastAsia="sans-serif" w:cs="Palatino Linotype"/>
-          <w:i w:val="0"/>
-          <w:iCs w:val="0"/>
-          <w:caps w:val="0"/>
-          <w:color w:val="1A1C1E"/>
-          <w:spacing w:val="0"/>
-          <w:sz w:val="24"/>
-          <w:szCs w:val="24"/>
-          <w:shd w:val="clear" w:fill="FFFFFF"/>
-        </w:rPr>
-        <w:t>A pergunta avassaladora é: o que é, então, uma partícula de Nível +2? Talvez todo o "universo observável" conhecido pela ciência hoje seja apenas uma dessas partículas, e ela, por sua vez, seja parte de uma estrutura ainda maior e infinita. O microcosmo e o macrocosmo são apenas direções opostas no mesmo eixo da existência. O menor e o maior não estão separados — eles se espelham como dois lados da mesma moeda. Se alguém viajasse longe o suficiente em qualquer uma das direções, talvez encontrasse a si mesmo do outro lado.</w:t>
-      </w:r>
-    </w:p>
-    <w:p>
-      <w:pPr>
-        <w:pStyle w:val="4"/>
-        <w:keepNext w:val="0"/>
-        <w:keepLines w:val="0"/>
-        <w:widowControl/>
-        <w:suppressLineNumbers w:val="0"/>
-        <w:shd w:val="clear" w:fill="FFFFFF"/>
-        <w:spacing w:before="0" w:beforeAutospacing="1" w:after="216" w:afterAutospacing="0" w:line="240" w:lineRule="atLeast"/>
-        <w:ind w:left="0" w:right="0" w:firstLine="0"/>
-        <w:rPr>
-          <w:rFonts w:hint="default" w:ascii="Palatino Linotype" w:hAnsi="Palatino Linotype" w:eastAsia="sans-serif" w:cs="Palatino Linotype"/>
-          <w:i w:val="0"/>
-          <w:iCs w:val="0"/>
-          <w:caps w:val="0"/>
-          <w:color w:val="1A1C1E"/>
-          <w:spacing w:val="0"/>
-          <w:sz w:val="24"/>
-          <w:szCs w:val="24"/>
-          <w:shd w:val="clear" w:fill="FFFFFF"/>
-        </w:rPr>
-      </w:pPr>
-    </w:p>
-    <w:p>
-      <w:pPr>
-        <w:pStyle w:val="4"/>
-        <w:keepNext w:val="0"/>
-        <w:keepLines w:val="0"/>
-        <w:widowControl/>
-        <w:suppressLineNumbers w:val="0"/>
-        <w:shd w:val="clear" w:fill="FFFFFF"/>
-        <w:spacing w:before="0" w:beforeAutospacing="1" w:after="216" w:afterAutospacing="0" w:line="240" w:lineRule="atLeast"/>
-        <w:ind w:left="0" w:right="0" w:firstLine="0"/>
+          <w:sz w:val="32"/>
+          <w:szCs w:val="32"/>
+          <w:shd w:val="clear" w:fill="FFFFFF"/>
+        </w:rPr>
+      </w:pPr>
+      <w:r>
         <w:rPr>
           <w:rFonts w:hint="default" w:ascii="Palatino Linotype" w:hAnsi="Palatino Linotype" w:eastAsia="sans-serif" w:cs="Palatino Linotype"/>
           <w:b/>
@@ -3173,6 +3327,69 @@
           <w:szCs w:val="32"/>
           <w:shd w:val="clear" w:fill="FFFFFF"/>
         </w:rPr>
+        <w:t>Capítulo VII: Além do Limiar da Observação</w:t>
+      </w:r>
+    </w:p>
+    <w:p>
+      <w:pPr>
+        <w:pStyle w:val="4"/>
+        <w:keepNext w:val="0"/>
+        <w:keepLines w:val="0"/>
+        <w:widowControl/>
+        <w:suppressLineNumbers w:val="0"/>
+        <w:shd w:val="clear" w:fill="FFFFFF"/>
+        <w:spacing w:before="0" w:beforeAutospacing="1" w:after="216" w:afterAutospacing="0" w:line="240" w:lineRule="atLeast"/>
+        <w:ind w:left="0" w:right="0" w:firstLine="0"/>
+        <w:rPr>
+          <w:rFonts w:hint="default" w:ascii="Palatino Linotype" w:hAnsi="Palatino Linotype" w:eastAsia="sans-serif" w:cs="Palatino Linotype"/>
+          <w:i w:val="0"/>
+          <w:iCs w:val="0"/>
+          <w:caps w:val="0"/>
+          <w:color w:val="1A1C1E"/>
+          <w:spacing w:val="0"/>
+          <w:sz w:val="24"/>
+          <w:szCs w:val="24"/>
+        </w:rPr>
+      </w:pPr>
+      <w:r>
+        <w:rPr>
+          <w:rFonts w:hint="default" w:ascii="Palatino Linotype" w:hAnsi="Palatino Linotype" w:eastAsia="sans-serif" w:cs="Palatino Linotype"/>
+          <w:i w:val="0"/>
+          <w:iCs w:val="0"/>
+          <w:caps w:val="0"/>
+          <w:color w:val="1A1C1E"/>
+          <w:spacing w:val="0"/>
+          <w:sz w:val="24"/>
+          <w:szCs w:val="24"/>
+          <w:shd w:val="clear" w:fill="FFFFFF"/>
+        </w:rPr>
+        <w:t>Diante de uma cosmologia multicamadas, a pergunta mais importante não é "Como este modelo explica os dados?", mas sim: "É possível que os próprios dados que temos sejam meramente uma imagem de uma parte infinitesimalmente pequena da realidade?". Em vez de tentar reconciliar, vamos tentar fazer perguntas sobre os próprios limites de nossa observação:</w:t>
+      </w:r>
+    </w:p>
+    <w:p>
+      <w:pPr>
+        <w:pStyle w:val="4"/>
+        <w:keepNext w:val="0"/>
+        <w:keepLines w:val="0"/>
+        <w:widowControl/>
+        <w:numPr>
+          <w:ilvl w:val="0"/>
+          <w:numId w:val="5"/>
+        </w:numPr>
+        <w:suppressLineNumbers w:val="0"/>
+        <w:shd w:val="clear" w:fill="FFFFFF"/>
+        <w:spacing w:before="0" w:beforeAutospacing="1" w:after="216" w:afterAutospacing="0" w:line="240" w:lineRule="atLeast"/>
+        <w:ind w:left="420" w:leftChars="0" w:right="0" w:hanging="420" w:firstLineChars="0"/>
+        <w:rPr>
+          <w:rFonts w:hint="default" w:ascii="Palatino Linotype" w:hAnsi="Palatino Linotype" w:eastAsia="sans-serif" w:cs="Palatino Linotype"/>
+          <w:i w:val="0"/>
+          <w:iCs w:val="0"/>
+          <w:caps w:val="0"/>
+          <w:color w:val="1A1C1E"/>
+          <w:spacing w:val="0"/>
+          <w:sz w:val="24"/>
+          <w:szCs w:val="24"/>
+        </w:rPr>
       </w:pPr>
       <w:r>
         <w:rPr>
@@ -3184,73 +3401,222 @@
           <w:caps w:val="0"/>
           <w:color w:val="1A1C1E"/>
           <w:spacing w:val="0"/>
+          <w:sz w:val="24"/>
+          <w:szCs w:val="24"/>
+          <w:shd w:val="clear" w:fill="FFFFFF"/>
+        </w:rPr>
+        <w:t xml:space="preserve">Com relação à escala do "Universo": </w:t>
+      </w:r>
+      <w:r>
+        <w:rPr>
+          <w:rFonts w:hint="default" w:ascii="Palatino Linotype" w:hAnsi="Palatino Linotype" w:eastAsia="sans-serif" w:cs="Palatino Linotype"/>
+          <w:i w:val="0"/>
+          <w:iCs w:val="0"/>
+          <w:caps w:val="0"/>
+          <w:color w:val="1A1C1E"/>
+          <w:spacing w:val="0"/>
+          <w:sz w:val="24"/>
+          <w:szCs w:val="24"/>
+          <w:shd w:val="clear" w:fill="FFFFFF"/>
+        </w:rPr>
+        <w:t>A ciência está estudando a expansão do "universo observável" e a chama de Big Bang. Mas poderia ser que todo este grande evento, desde seu início até seu fim, seja meramente equivalente ao momento em que uma bolha estoura na superfície de um oceano infinito? Se sim, as leis derivadas da observação daquela bolha podem ser aplicadas ao oceano inteiro?</w:t>
+      </w:r>
+    </w:p>
+    <w:p>
+      <w:pPr>
+        <w:pStyle w:val="4"/>
+        <w:keepNext w:val="0"/>
+        <w:keepLines w:val="0"/>
+        <w:widowControl/>
+        <w:numPr>
+          <w:ilvl w:val="0"/>
+          <w:numId w:val="5"/>
+        </w:numPr>
+        <w:suppressLineNumbers w:val="0"/>
+        <w:shd w:val="clear" w:fill="FFFFFF"/>
+        <w:spacing w:before="0" w:beforeAutospacing="1" w:after="216" w:afterAutospacing="0" w:line="240" w:lineRule="atLeast"/>
+        <w:ind w:left="420" w:leftChars="0" w:right="0" w:hanging="420" w:firstLineChars="0"/>
+        <w:rPr>
+          <w:rFonts w:hint="default" w:ascii="Palatino Linotype" w:hAnsi="Palatino Linotype" w:eastAsia="sans-serif" w:cs="Palatino Linotype"/>
+          <w:i w:val="0"/>
+          <w:iCs w:val="0"/>
+          <w:caps w:val="0"/>
+          <w:color w:val="1A1C1E"/>
+          <w:spacing w:val="0"/>
+          <w:sz w:val="24"/>
+          <w:szCs w:val="24"/>
+        </w:rPr>
+      </w:pPr>
+      <w:r>
+        <w:rPr>
+          <w:rFonts w:hint="default" w:ascii="Palatino Linotype" w:hAnsi="Palatino Linotype" w:eastAsia="sans-serif" w:cs="Palatino Linotype"/>
+          <w:b/>
+          <w:bCs/>
+          <w:i w:val="0"/>
+          <w:iCs w:val="0"/>
+          <w:caps w:val="0"/>
+          <w:color w:val="1A1C1E"/>
+          <w:spacing w:val="0"/>
+          <w:sz w:val="24"/>
+          <w:szCs w:val="24"/>
+          <w:shd w:val="clear" w:fill="FFFFFF"/>
+        </w:rPr>
+        <w:t xml:space="preserve">Com relação à natureza das "Leis": </w:t>
+      </w:r>
+      <w:r>
+        <w:rPr>
+          <w:rFonts w:hint="default" w:ascii="Palatino Linotype" w:hAnsi="Palatino Linotype" w:eastAsia="sans-serif" w:cs="Palatino Linotype"/>
+          <w:i w:val="0"/>
+          <w:iCs w:val="0"/>
+          <w:caps w:val="0"/>
+          <w:color w:val="1A1C1E"/>
+          <w:spacing w:val="0"/>
+          <w:sz w:val="24"/>
+          <w:szCs w:val="24"/>
+          <w:shd w:val="clear" w:fill="FFFFFF"/>
+        </w:rPr>
+        <w:t>Medimos a "seta do tempo" através da lei da entropia. Mas esta é uma lei eterna de todas as dimensões espaciais, ou é apenas uma "regra do jogo" temporária para este reino material, durante a fase de "Formação-Estase" de um ciclo maior? Assim como a lei da respiração só se aplica a um corpo vivo, as leis físicas perdem sua validade quando um ciclo cósmico atinge sua fase de "Destruição"?</w:t>
+      </w:r>
+    </w:p>
+    <w:p>
+      <w:pPr>
+        <w:pStyle w:val="4"/>
+        <w:keepNext w:val="0"/>
+        <w:keepLines w:val="0"/>
+        <w:widowControl/>
+        <w:numPr>
+          <w:ilvl w:val="0"/>
+          <w:numId w:val="5"/>
+        </w:numPr>
+        <w:suppressLineNumbers w:val="0"/>
+        <w:shd w:val="clear" w:fill="FFFFFF"/>
+        <w:spacing w:before="0" w:beforeAutospacing="1" w:after="216" w:afterAutospacing="0" w:line="240" w:lineRule="atLeast"/>
+        <w:ind w:left="420" w:leftChars="0" w:right="0" w:hanging="420" w:firstLineChars="0"/>
+        <w:rPr>
+          <w:rFonts w:hint="default" w:ascii="Palatino Linotype" w:hAnsi="Palatino Linotype" w:eastAsia="sans-serif" w:cs="Palatino Linotype"/>
+          <w:i w:val="0"/>
+          <w:iCs w:val="0"/>
+          <w:caps w:val="0"/>
+          <w:color w:val="1A1C1E"/>
+          <w:spacing w:val="0"/>
+          <w:sz w:val="24"/>
+          <w:szCs w:val="24"/>
+        </w:rPr>
+      </w:pPr>
+      <w:r>
+        <w:rPr>
+          <w:rFonts w:hint="default" w:ascii="Palatino Linotype" w:hAnsi="Palatino Linotype" w:eastAsia="sans-serif" w:cs="Palatino Linotype"/>
+          <w:b/>
+          <w:bCs/>
+          <w:i w:val="0"/>
+          <w:iCs w:val="0"/>
+          <w:caps w:val="0"/>
+          <w:color w:val="1A1C1E"/>
+          <w:spacing w:val="0"/>
+          <w:sz w:val="24"/>
+          <w:szCs w:val="24"/>
+          <w:shd w:val="clear" w:fill="FFFFFF"/>
+        </w:rPr>
+        <w:t>Com relação à verdade por trás dos "Dados":</w:t>
+      </w:r>
+      <w:r>
+        <w:rPr>
+          <w:rFonts w:hint="default" w:ascii="Palatino Linotype" w:hAnsi="Palatino Linotype" w:eastAsia="sans-serif" w:cs="Palatino Linotype"/>
+          <w:i w:val="0"/>
+          <w:iCs w:val="0"/>
+          <w:caps w:val="0"/>
+          <w:color w:val="1A1C1E"/>
+          <w:spacing w:val="0"/>
+          <w:sz w:val="24"/>
+          <w:szCs w:val="24"/>
+          <w:shd w:val="clear" w:fill="FFFFFF"/>
+        </w:rPr>
+        <w:t xml:space="preserve"> As observações de "matéria escura" ou "energia escura" estão nos mostrando novas entidades, ou são simplesmente as "peças faltantes" em uma equação que nós mesmos construímos de forma imperfeita? São sinais de que nossas ferramentas e teorias atingiram seus limites e estão tentando medir algo que está além de sua capacidade de medição?</w:t>
+      </w:r>
+    </w:p>
+    <w:p>
+      <w:pPr>
+        <w:pStyle w:val="4"/>
+        <w:keepNext w:val="0"/>
+        <w:keepLines w:val="0"/>
+        <w:widowControl/>
+        <w:suppressLineNumbers w:val="0"/>
+        <w:shd w:val="clear" w:fill="FFFFFF"/>
+        <w:spacing w:before="0" w:beforeAutospacing="1" w:after="216" w:afterAutospacing="0" w:line="240" w:lineRule="atLeast"/>
+        <w:ind w:left="0" w:right="0" w:firstLine="0"/>
+        <w:rPr>
+          <w:rFonts w:hint="default" w:ascii="Palatino Linotype" w:hAnsi="Palatino Linotype" w:eastAsia="sans-serif" w:cs="Palatino Linotype"/>
+          <w:i w:val="0"/>
+          <w:iCs w:val="0"/>
+          <w:caps w:val="0"/>
+          <w:color w:val="1A1C1E"/>
+          <w:spacing w:val="0"/>
+          <w:sz w:val="24"/>
+          <w:szCs w:val="24"/>
+          <w:shd w:val="clear" w:fill="FFFFFF"/>
+        </w:rPr>
+      </w:pPr>
+      <w:r>
+        <w:rPr>
+          <w:rFonts w:hint="default" w:ascii="Palatino Linotype" w:hAnsi="Palatino Linotype" w:eastAsia="sans-serif" w:cs="Palatino Linotype"/>
+          <w:i w:val="0"/>
+          <w:iCs w:val="0"/>
+          <w:caps w:val="0"/>
+          <w:color w:val="1A1C1E"/>
+          <w:spacing w:val="0"/>
+          <w:sz w:val="24"/>
+          <w:szCs w:val="24"/>
+          <w:shd w:val="clear" w:fill="FFFFFF"/>
+        </w:rPr>
+        <w:t>Essas perguntas não têm o objetivo de negar o valor da ciência. Pelo contrário, são um convite para que a ciência olhe corajosamente para suas próprias limitações e, ao fazê-lo, abra uma porta para uma ciência do futuro — uma ciência que não apenas observe a "sombra" da realidade, mas que também possa aprender sobre o "objeto" que a projetou.</w:t>
+      </w:r>
+    </w:p>
+    <w:p>
+      <w:pPr>
+        <w:pStyle w:val="4"/>
+        <w:keepNext w:val="0"/>
+        <w:keepLines w:val="0"/>
+        <w:widowControl/>
+        <w:suppressLineNumbers w:val="0"/>
+        <w:shd w:val="clear" w:fill="FFFFFF"/>
+        <w:spacing w:before="0" w:beforeAutospacing="1" w:after="216" w:afterAutospacing="0" w:line="240" w:lineRule="atLeast"/>
+        <w:ind w:left="0" w:right="0" w:firstLine="0"/>
+        <w:rPr>
+          <w:rFonts w:hint="default" w:ascii="Palatino Linotype" w:hAnsi="Palatino Linotype" w:eastAsia="sans-serif" w:cs="Palatino Linotype"/>
+          <w:i w:val="0"/>
+          <w:iCs w:val="0"/>
+          <w:caps w:val="0"/>
+          <w:color w:val="1A1C1E"/>
+          <w:spacing w:val="0"/>
+          <w:sz w:val="24"/>
+          <w:szCs w:val="24"/>
+          <w:shd w:val="clear" w:fill="FFFFFF"/>
+        </w:rPr>
+      </w:pPr>
+    </w:p>
+    <w:p>
+      <w:pPr>
+        <w:pStyle w:val="4"/>
+        <w:keepNext w:val="0"/>
+        <w:keepLines w:val="0"/>
+        <w:widowControl/>
+        <w:suppressLineNumbers w:val="0"/>
+        <w:shd w:val="clear" w:fill="FFFFFF"/>
+        <w:spacing w:before="0" w:beforeAutospacing="1" w:after="216" w:afterAutospacing="0" w:line="240" w:lineRule="atLeast"/>
+        <w:ind w:left="0" w:right="0" w:firstLine="0"/>
+        <w:rPr>
+          <w:rFonts w:hint="default" w:ascii="Palatino Linotype" w:hAnsi="Palatino Linotype" w:eastAsia="sans-serif" w:cs="Palatino Linotype"/>
+          <w:b/>
+          <w:bCs/>
+          <w:i w:val="0"/>
+          <w:iCs w:val="0"/>
+          <w:caps w:val="0"/>
+          <w:color w:val="1A1C1E"/>
+          <w:spacing w:val="0"/>
           <w:sz w:val="32"/>
           <w:szCs w:val="32"/>
           <w:shd w:val="clear" w:fill="FFFFFF"/>
         </w:rPr>
-        <w:t>Capítulo VII: Além do Limiar da Observação</w:t>
-      </w:r>
-    </w:p>
-    <w:p>
-      <w:pPr>
-        <w:pStyle w:val="4"/>
-        <w:keepNext w:val="0"/>
-        <w:keepLines w:val="0"/>
-        <w:widowControl/>
-        <w:suppressLineNumbers w:val="0"/>
-        <w:shd w:val="clear" w:fill="FFFFFF"/>
-        <w:spacing w:before="0" w:beforeAutospacing="1" w:after="216" w:afterAutospacing="0" w:line="240" w:lineRule="atLeast"/>
-        <w:ind w:left="0" w:right="0" w:firstLine="0"/>
-        <w:rPr>
-          <w:rFonts w:hint="default" w:ascii="Palatino Linotype" w:hAnsi="Palatino Linotype" w:eastAsia="sans-serif" w:cs="Palatino Linotype"/>
-          <w:i w:val="0"/>
-          <w:iCs w:val="0"/>
-          <w:caps w:val="0"/>
-          <w:color w:val="1A1C1E"/>
-          <w:spacing w:val="0"/>
-          <w:sz w:val="24"/>
-          <w:szCs w:val="24"/>
-        </w:rPr>
-      </w:pPr>
-      <w:r>
-        <w:rPr>
-          <w:rFonts w:hint="default" w:ascii="Palatino Linotype" w:hAnsi="Palatino Linotype" w:eastAsia="sans-serif" w:cs="Palatino Linotype"/>
-          <w:i w:val="0"/>
-          <w:iCs w:val="0"/>
-          <w:caps w:val="0"/>
-          <w:color w:val="1A1C1E"/>
-          <w:spacing w:val="0"/>
-          <w:sz w:val="24"/>
-          <w:szCs w:val="24"/>
-          <w:shd w:val="clear" w:fill="FFFFFF"/>
-        </w:rPr>
-        <w:t>Diante de uma cosmologia multicamadas, a pergunta mais importante não é "Como este modelo explica os dados?", mas sim: "É possível que os próprios dados que temos sejam meramente uma imagem de uma parte infinitesimalmente pequena da realidade?". Em vez de tentar reconciliar, vamos tentar fazer perguntas sobre os próprios limites de nossa observação:</w:t>
-      </w:r>
-    </w:p>
-    <w:p>
-      <w:pPr>
-        <w:pStyle w:val="4"/>
-        <w:keepNext w:val="0"/>
-        <w:keepLines w:val="0"/>
-        <w:widowControl/>
-        <w:numPr>
-          <w:ilvl w:val="0"/>
-          <w:numId w:val="4"/>
-        </w:numPr>
-        <w:suppressLineNumbers w:val="0"/>
-        <w:shd w:val="clear" w:fill="FFFFFF"/>
-        <w:spacing w:before="0" w:beforeAutospacing="1" w:after="216" w:afterAutospacing="0" w:line="240" w:lineRule="atLeast"/>
-        <w:ind w:left="420" w:leftChars="0" w:right="0" w:hanging="420" w:firstLineChars="0"/>
-        <w:rPr>
-          <w:rFonts w:hint="default" w:ascii="Palatino Linotype" w:hAnsi="Palatino Linotype" w:eastAsia="sans-serif" w:cs="Palatino Linotype"/>
-          <w:i w:val="0"/>
-          <w:iCs w:val="0"/>
-          <w:caps w:val="0"/>
-          <w:color w:val="1A1C1E"/>
-          <w:spacing w:val="0"/>
-          <w:sz w:val="24"/>
-          <w:szCs w:val="24"/>
-        </w:rPr>
       </w:pPr>
       <w:r>
         <w:rPr>
@@ -3262,52 +3628,156 @@
           <w:caps w:val="0"/>
           <w:color w:val="1A1C1E"/>
           <w:spacing w:val="0"/>
-          <w:sz w:val="24"/>
-          <w:szCs w:val="24"/>
-          <w:shd w:val="clear" w:fill="FFFFFF"/>
-        </w:rPr>
-        <w:t xml:space="preserve">Com relação à escala do "Universo": </w:t>
-      </w:r>
-      <w:r>
-        <w:rPr>
-          <w:rFonts w:hint="default" w:ascii="Palatino Linotype" w:hAnsi="Palatino Linotype" w:eastAsia="sans-serif" w:cs="Palatino Linotype"/>
-          <w:i w:val="0"/>
-          <w:iCs w:val="0"/>
-          <w:caps w:val="0"/>
-          <w:color w:val="1A1C1E"/>
-          <w:spacing w:val="0"/>
-          <w:sz w:val="24"/>
-          <w:szCs w:val="24"/>
-          <w:shd w:val="clear" w:fill="FFFFFF"/>
-        </w:rPr>
-        <w:t>A ciência está estudando a expansão do "universo observável" e a chama de Big Bang. Mas poderia ser que todo este grande evento, desde seu início até seu fim, seja meramente equivalente ao momento em que uma bolha estoura na superfície de um oceano infinito? Se sim, as leis derivadas da observação daquela bolha podem ser aplicadas ao oceano inteiro?</w:t>
-      </w:r>
-    </w:p>
-    <w:p>
-      <w:pPr>
-        <w:pStyle w:val="4"/>
-        <w:keepNext w:val="0"/>
-        <w:keepLines w:val="0"/>
-        <w:widowControl/>
-        <w:numPr>
-          <w:ilvl w:val="0"/>
-          <w:numId w:val="4"/>
-        </w:numPr>
-        <w:suppressLineNumbers w:val="0"/>
-        <w:shd w:val="clear" w:fill="FFFFFF"/>
-        <w:spacing w:before="0" w:beforeAutospacing="1" w:after="216" w:afterAutospacing="0" w:line="240" w:lineRule="atLeast"/>
-        <w:ind w:left="420" w:leftChars="0" w:right="0" w:hanging="420" w:firstLineChars="0"/>
-        <w:rPr>
-          <w:rFonts w:hint="default" w:ascii="Palatino Linotype" w:hAnsi="Palatino Linotype" w:eastAsia="sans-serif" w:cs="Palatino Linotype"/>
-          <w:i w:val="0"/>
-          <w:iCs w:val="0"/>
-          <w:caps w:val="0"/>
-          <w:color w:val="1A1C1E"/>
-          <w:spacing w:val="0"/>
-          <w:sz w:val="24"/>
-          <w:szCs w:val="24"/>
-        </w:rPr>
-      </w:pPr>
+          <w:sz w:val="32"/>
+          <w:szCs w:val="32"/>
+          <w:shd w:val="clear" w:fill="FFFFFF"/>
+        </w:rPr>
+        <w:t>Conclusão: A Realidade é um Espelho que Reflete a Consciência</w:t>
+      </w:r>
+    </w:p>
+    <w:p>
+      <w:pPr>
+        <w:pStyle w:val="4"/>
+        <w:keepNext w:val="0"/>
+        <w:keepLines w:val="0"/>
+        <w:widowControl/>
+        <w:suppressLineNumbers w:val="0"/>
+        <w:shd w:val="clear" w:fill="FFFFFF"/>
+        <w:spacing w:before="0" w:beforeAutospacing="1" w:after="216" w:afterAutospacing="0" w:line="240" w:lineRule="atLeast"/>
+        <w:ind w:left="0" w:right="0" w:firstLine="0"/>
+        <w:rPr>
+          <w:rFonts w:hint="default" w:ascii="Palatino Linotype" w:hAnsi="Palatino Linotype" w:eastAsia="sans-serif" w:cs="Palatino Linotype"/>
+          <w:i w:val="0"/>
+          <w:iCs w:val="0"/>
+          <w:caps w:val="0"/>
+          <w:color w:val="1A1C1E"/>
+          <w:spacing w:val="0"/>
+          <w:sz w:val="24"/>
+          <w:szCs w:val="24"/>
+        </w:rPr>
+      </w:pPr>
+      <w:r>
+        <w:rPr>
+          <w:rFonts w:hint="default" w:ascii="Palatino Linotype" w:hAnsi="Palatino Linotype" w:eastAsia="sans-serif" w:cs="Palatino Linotype"/>
+          <w:i w:val="0"/>
+          <w:iCs w:val="0"/>
+          <w:caps w:val="0"/>
+          <w:color w:val="1A1C1E"/>
+          <w:spacing w:val="0"/>
+          <w:sz w:val="24"/>
+          <w:szCs w:val="24"/>
+          <w:shd w:val="clear" w:fill="FFFFFF"/>
+        </w:rPr>
+        <w:t>Quando estas peças são montadas, uma imagem diferente do universo emerge. Não é uma máquina sem vida nascida de um acidente aleatório, mas uma realidade multicamadas, ordenada, cíclica e incrivelmente vibrante.</w:t>
+      </w:r>
+    </w:p>
+    <w:p>
+      <w:pPr>
+        <w:pStyle w:val="4"/>
+        <w:keepNext w:val="0"/>
+        <w:keepLines w:val="0"/>
+        <w:widowControl/>
+        <w:suppressLineNumbers w:val="0"/>
+        <w:shd w:val="clear" w:fill="FFFFFF"/>
+        <w:spacing w:before="0" w:beforeAutospacing="1" w:after="216" w:afterAutospacing="0" w:line="240" w:lineRule="atLeast"/>
+        <w:ind w:left="0" w:right="0" w:firstLine="0"/>
+        <w:rPr>
+          <w:rFonts w:hint="default" w:ascii="Palatino Linotype" w:hAnsi="Palatino Linotype" w:eastAsia="sans-serif" w:cs="Palatino Linotype"/>
+          <w:i w:val="0"/>
+          <w:iCs w:val="0"/>
+          <w:caps w:val="0"/>
+          <w:color w:val="1A1C1E"/>
+          <w:spacing w:val="0"/>
+          <w:sz w:val="24"/>
+          <w:szCs w:val="24"/>
+        </w:rPr>
+      </w:pPr>
+      <w:r>
+        <w:rPr>
+          <w:rFonts w:hint="default" w:ascii="Palatino Linotype" w:hAnsi="Palatino Linotype" w:eastAsia="sans-serif" w:cs="Palatino Linotype"/>
+          <w:i w:val="0"/>
+          <w:iCs w:val="0"/>
+          <w:caps w:val="0"/>
+          <w:color w:val="1A1C1E"/>
+          <w:spacing w:val="0"/>
+          <w:sz w:val="24"/>
+          <w:szCs w:val="24"/>
+          <w:shd w:val="clear" w:fill="FFFFFF"/>
+        </w:rPr>
+        <w:t>Da Ideia que dá à luz a matéria, às leis locais como os Cinco Elementos, e às realidades que estão além dessas leis; do início de um ciclo (Big Bang) ao centro calmo do equilíbrio (Buraco Negro); do oceano de matéria em repouso (Matéria Escura) aos níveis infinitos da estrutura microscópica e macroscópica — tudo parece ser uma expressão de uma profunda sabedoria. A ciência, com seus instrumentos, está meramente observando as ondulações, os "pontos quentes" na superfície de um oceano cuja profundidade ainda não consegue sondar.</w:t>
+      </w:r>
+    </w:p>
+    <w:p>
+      <w:pPr>
+        <w:pStyle w:val="4"/>
+        <w:keepNext w:val="0"/>
+        <w:keepLines w:val="0"/>
+        <w:widowControl/>
+        <w:suppressLineNumbers w:val="0"/>
+        <w:shd w:val="clear" w:fill="FFFFFF"/>
+        <w:spacing w:before="0" w:beforeAutospacing="1" w:after="216" w:afterAutospacing="0" w:line="240" w:lineRule="atLeast"/>
+        <w:ind w:left="0" w:right="0" w:firstLine="0"/>
+        <w:rPr>
+          <w:rFonts w:hint="default" w:ascii="Palatino Linotype" w:hAnsi="Palatino Linotype" w:eastAsia="sans-serif" w:cs="Palatino Linotype"/>
+          <w:i w:val="0"/>
+          <w:iCs w:val="0"/>
+          <w:caps w:val="0"/>
+          <w:color w:val="1A1C1E"/>
+          <w:spacing w:val="0"/>
+          <w:sz w:val="24"/>
+          <w:szCs w:val="24"/>
+        </w:rPr>
+      </w:pPr>
+      <w:r>
+        <w:rPr>
+          <w:rFonts w:hint="default" w:ascii="Palatino Linotype" w:hAnsi="Palatino Linotype" w:eastAsia="sans-serif" w:cs="Palatino Linotype"/>
+          <w:i w:val="0"/>
+          <w:iCs w:val="0"/>
+          <w:caps w:val="0"/>
+          <w:color w:val="1A1C1E"/>
+          <w:spacing w:val="0"/>
+          <w:sz w:val="24"/>
+          <w:szCs w:val="24"/>
+          <w:shd w:val="clear" w:fill="FFFFFF"/>
+        </w:rPr>
+        <w:t>E talvez a resposta não esteja apenas nas estrelas distantes. Se um ser humano é uma estrutura intermediária feita de partículas microscópicas que existem desde o início dos tempos, então dentro de cada um de nós também reside toda a história e ordem do universo.</w:t>
+      </w:r>
+    </w:p>
+    <w:p>
+      <w:pPr>
+        <w:pStyle w:val="4"/>
+        <w:keepNext w:val="0"/>
+        <w:keepLines w:val="0"/>
+        <w:widowControl/>
+        <w:suppressLineNumbers w:val="0"/>
+        <w:shd w:val="clear" w:fill="FFFFFF"/>
+        <w:spacing w:before="0" w:beforeAutospacing="1" w:after="0" w:afterAutospacing="0" w:line="240" w:lineRule="atLeast"/>
+        <w:ind w:left="0" w:right="0" w:firstLine="0"/>
+        <w:rPr>
+          <w:rFonts w:hint="default" w:ascii="Palatino Linotype" w:hAnsi="Palatino Linotype" w:eastAsia="sans-serif" w:cs="Palatino Linotype"/>
+          <w:i w:val="0"/>
+          <w:iCs w:val="0"/>
+          <w:caps w:val="0"/>
+          <w:color w:val="1A1C1E"/>
+          <w:spacing w:val="0"/>
+          <w:sz w:val="24"/>
+          <w:szCs w:val="24"/>
+        </w:rPr>
+      </w:pPr>
+      <w:r>
+        <w:rPr>
+          <w:rFonts w:hint="default" w:ascii="Palatino Linotype" w:hAnsi="Palatino Linotype" w:eastAsia="sans-serif" w:cs="Palatino Linotype"/>
+          <w:i w:val="0"/>
+          <w:iCs w:val="0"/>
+          <w:caps w:val="0"/>
+          <w:color w:val="1A1C1E"/>
+          <w:spacing w:val="0"/>
+          <w:sz w:val="24"/>
+          <w:szCs w:val="24"/>
+          <w:shd w:val="clear" w:fill="FFFFFF"/>
+        </w:rPr>
+        <w:t>Quando olhamos para o céu, estamos olhando para o passado do universo. Mas quando olhamos para dentro, talvez estejamos tocando sua própria essência. Entender o universo, talvez, seja começar por ouvir nossa própria respiração. Porque pode ser que o que está acontecendo lá fora — a expansão, o equilíbrio, a luz e a escuridão, a quietude e o movimento — </w:t>
+      </w:r>
       <w:r>
         <w:rPr>
           <w:rFonts w:hint="default" w:ascii="Palatino Linotype" w:hAnsi="Palatino Linotype" w:eastAsia="sans-serif" w:cs="Palatino Linotype"/>
@@ -3322,341 +3792,8 @@
           <w:szCs w:val="24"/>
           <w:shd w:val="clear" w:fill="FFFFFF"/>
         </w:rPr>
-        <w:t xml:space="preserve">Com relação à natureza das "Leis": </w:t>
-      </w:r>
-      <w:r>
-        <w:rPr>
-          <w:rFonts w:hint="default" w:ascii="Palatino Linotype" w:hAnsi="Palatino Linotype" w:eastAsia="sans-serif" w:cs="Palatino Linotype"/>
-          <w:i w:val="0"/>
-          <w:iCs w:val="0"/>
-          <w:caps w:val="0"/>
-          <w:color w:val="1A1C1E"/>
-          <w:spacing w:val="0"/>
-          <w:sz w:val="24"/>
-          <w:szCs w:val="24"/>
-          <w:shd w:val="clear" w:fill="FFFFFF"/>
-        </w:rPr>
-        <w:t>Medimos a "seta do tempo" através da lei da entropia. Mas esta é uma lei eterna de todas as dimensões espaciais, ou é apenas uma "regra do jogo" temporária para este reino material, durante a fase de "Formação-Estase" de um ciclo maior? Assim como a lei da respiração só se aplica a um corpo vivo, as leis físicas perdem sua validade quando um ciclo cósmico atinge sua fase de "Destruição"?</w:t>
-      </w:r>
-    </w:p>
-    <w:p>
-      <w:pPr>
-        <w:pStyle w:val="4"/>
-        <w:keepNext w:val="0"/>
-        <w:keepLines w:val="0"/>
-        <w:widowControl/>
-        <w:numPr>
-          <w:ilvl w:val="0"/>
-          <w:numId w:val="4"/>
-        </w:numPr>
-        <w:suppressLineNumbers w:val="0"/>
-        <w:shd w:val="clear" w:fill="FFFFFF"/>
-        <w:spacing w:before="0" w:beforeAutospacing="1" w:after="216" w:afterAutospacing="0" w:line="240" w:lineRule="atLeast"/>
-        <w:ind w:left="420" w:leftChars="0" w:right="0" w:hanging="420" w:firstLineChars="0"/>
-        <w:rPr>
-          <w:rFonts w:hint="default" w:ascii="Palatino Linotype" w:hAnsi="Palatino Linotype" w:eastAsia="sans-serif" w:cs="Palatino Linotype"/>
-          <w:i w:val="0"/>
-          <w:iCs w:val="0"/>
-          <w:caps w:val="0"/>
-          <w:color w:val="1A1C1E"/>
-          <w:spacing w:val="0"/>
-          <w:sz w:val="24"/>
-          <w:szCs w:val="24"/>
-        </w:rPr>
-      </w:pPr>
-      <w:r>
-        <w:rPr>
-          <w:rFonts w:hint="default" w:ascii="Palatino Linotype" w:hAnsi="Palatino Linotype" w:eastAsia="sans-serif" w:cs="Palatino Linotype"/>
-          <w:b/>
-          <w:bCs/>
-          <w:i w:val="0"/>
-          <w:iCs w:val="0"/>
-          <w:caps w:val="0"/>
-          <w:color w:val="1A1C1E"/>
-          <w:spacing w:val="0"/>
-          <w:sz w:val="24"/>
-          <w:szCs w:val="24"/>
-          <w:shd w:val="clear" w:fill="FFFFFF"/>
-        </w:rPr>
-        <w:t>Com relação à verdade por trás dos "Dados":</w:t>
-      </w:r>
-      <w:r>
-        <w:rPr>
-          <w:rFonts w:hint="default" w:ascii="Palatino Linotype" w:hAnsi="Palatino Linotype" w:eastAsia="sans-serif" w:cs="Palatino Linotype"/>
-          <w:i w:val="0"/>
-          <w:iCs w:val="0"/>
-          <w:caps w:val="0"/>
-          <w:color w:val="1A1C1E"/>
-          <w:spacing w:val="0"/>
-          <w:sz w:val="24"/>
-          <w:szCs w:val="24"/>
-          <w:shd w:val="clear" w:fill="FFFFFF"/>
-        </w:rPr>
-        <w:t xml:space="preserve"> As observações de "matéria escura" ou "energia escura" estão nos mostrando novas entidades, ou são simplesmente as "peças faltantes" em uma equação que nós mesmos construímos de forma imperfeita? São sinais de que nossas ferramentas e teorias atingiram seus limites e estão tentando medir algo que está além de sua capacidade de medição?</w:t>
-      </w:r>
-    </w:p>
-    <w:p>
-      <w:pPr>
-        <w:pStyle w:val="4"/>
-        <w:keepNext w:val="0"/>
-        <w:keepLines w:val="0"/>
-        <w:widowControl/>
-        <w:suppressLineNumbers w:val="0"/>
-        <w:shd w:val="clear" w:fill="FFFFFF"/>
-        <w:spacing w:before="0" w:beforeAutospacing="1" w:after="216" w:afterAutospacing="0" w:line="240" w:lineRule="atLeast"/>
-        <w:ind w:left="0" w:right="0" w:firstLine="0"/>
-        <w:rPr>
-          <w:rFonts w:hint="default" w:ascii="Palatino Linotype" w:hAnsi="Palatino Linotype" w:eastAsia="sans-serif" w:cs="Palatino Linotype"/>
-          <w:i w:val="0"/>
-          <w:iCs w:val="0"/>
-          <w:caps w:val="0"/>
-          <w:color w:val="1A1C1E"/>
-          <w:spacing w:val="0"/>
-          <w:sz w:val="24"/>
-          <w:szCs w:val="24"/>
-          <w:shd w:val="clear" w:fill="FFFFFF"/>
-        </w:rPr>
-      </w:pPr>
-      <w:r>
-        <w:rPr>
-          <w:rFonts w:hint="default" w:ascii="Palatino Linotype" w:hAnsi="Palatino Linotype" w:eastAsia="sans-serif" w:cs="Palatino Linotype"/>
-          <w:i w:val="0"/>
-          <w:iCs w:val="0"/>
-          <w:caps w:val="0"/>
-          <w:color w:val="1A1C1E"/>
-          <w:spacing w:val="0"/>
-          <w:sz w:val="24"/>
-          <w:szCs w:val="24"/>
-          <w:shd w:val="clear" w:fill="FFFFFF"/>
-        </w:rPr>
-        <w:t>Essas perguntas não têm o objetivo de negar o valor da ciência. Pelo contrário, são um convite para que a ciência olhe corajosamente para suas próprias limitações e, ao fazê-lo, abra uma porta para uma ciência do futuro — uma ciência que não apenas observe a "sombra" da realidade, mas que também possa aprender sobre o "objeto" que a projetou.</w:t>
-      </w:r>
-    </w:p>
-    <w:p>
-      <w:pPr>
-        <w:pStyle w:val="4"/>
-        <w:keepNext w:val="0"/>
-        <w:keepLines w:val="0"/>
-        <w:widowControl/>
-        <w:suppressLineNumbers w:val="0"/>
-        <w:shd w:val="clear" w:fill="FFFFFF"/>
-        <w:spacing w:before="0" w:beforeAutospacing="1" w:after="216" w:afterAutospacing="0" w:line="240" w:lineRule="atLeast"/>
-        <w:ind w:left="0" w:right="0" w:firstLine="0"/>
-        <w:rPr>
-          <w:rFonts w:hint="default" w:ascii="Palatino Linotype" w:hAnsi="Palatino Linotype" w:eastAsia="sans-serif" w:cs="Palatino Linotype"/>
-          <w:i w:val="0"/>
-          <w:iCs w:val="0"/>
-          <w:caps w:val="0"/>
-          <w:color w:val="1A1C1E"/>
-          <w:spacing w:val="0"/>
-          <w:sz w:val="24"/>
-          <w:szCs w:val="24"/>
-          <w:shd w:val="clear" w:fill="FFFFFF"/>
-        </w:rPr>
-      </w:pPr>
-    </w:p>
-    <w:p>
-      <w:pPr>
-        <w:pStyle w:val="4"/>
-        <w:keepNext w:val="0"/>
-        <w:keepLines w:val="0"/>
-        <w:widowControl/>
-        <w:suppressLineNumbers w:val="0"/>
-        <w:shd w:val="clear" w:fill="FFFFFF"/>
-        <w:spacing w:before="0" w:beforeAutospacing="1" w:after="216" w:afterAutospacing="0" w:line="240" w:lineRule="atLeast"/>
-        <w:ind w:left="0" w:right="0" w:firstLine="0"/>
-        <w:rPr>
-          <w:rFonts w:hint="default" w:ascii="Palatino Linotype" w:hAnsi="Palatino Linotype" w:eastAsia="sans-serif" w:cs="Palatino Linotype"/>
-          <w:b/>
-          <w:bCs/>
-          <w:i w:val="0"/>
-          <w:iCs w:val="0"/>
-          <w:caps w:val="0"/>
-          <w:color w:val="1A1C1E"/>
-          <w:spacing w:val="0"/>
-          <w:sz w:val="32"/>
-          <w:szCs w:val="32"/>
-          <w:shd w:val="clear" w:fill="FFFFFF"/>
-        </w:rPr>
-      </w:pPr>
-      <w:r>
-        <w:rPr>
-          <w:rFonts w:hint="default" w:ascii="Palatino Linotype" w:hAnsi="Palatino Linotype" w:eastAsia="sans-serif" w:cs="Palatino Linotype"/>
-          <w:b/>
-          <w:bCs/>
-          <w:i w:val="0"/>
-          <w:iCs w:val="0"/>
-          <w:caps w:val="0"/>
-          <w:color w:val="1A1C1E"/>
-          <w:spacing w:val="0"/>
-          <w:sz w:val="32"/>
-          <w:szCs w:val="32"/>
-          <w:shd w:val="clear" w:fill="FFFFFF"/>
-        </w:rPr>
-        <w:t>Conclusão: A Realidade é um Espelho que Reflete a Consciência</w:t>
-      </w:r>
-    </w:p>
-    <w:p>
-      <w:pPr>
-        <w:pStyle w:val="4"/>
-        <w:keepNext w:val="0"/>
-        <w:keepLines w:val="0"/>
-        <w:widowControl/>
-        <w:suppressLineNumbers w:val="0"/>
-        <w:shd w:val="clear" w:fill="FFFFFF"/>
-        <w:spacing w:before="0" w:beforeAutospacing="1" w:after="216" w:afterAutospacing="0" w:line="240" w:lineRule="atLeast"/>
-        <w:ind w:left="0" w:right="0" w:firstLine="0"/>
-        <w:rPr>
-          <w:rFonts w:hint="default" w:ascii="Palatino Linotype" w:hAnsi="Palatino Linotype" w:eastAsia="sans-serif" w:cs="Palatino Linotype"/>
-          <w:i w:val="0"/>
-          <w:iCs w:val="0"/>
-          <w:caps w:val="0"/>
-          <w:color w:val="1A1C1E"/>
-          <w:spacing w:val="0"/>
-          <w:sz w:val="24"/>
-          <w:szCs w:val="24"/>
-        </w:rPr>
-      </w:pPr>
-      <w:r>
-        <w:rPr>
-          <w:rFonts w:hint="default" w:ascii="Palatino Linotype" w:hAnsi="Palatino Linotype" w:eastAsia="sans-serif" w:cs="Palatino Linotype"/>
-          <w:i w:val="0"/>
-          <w:iCs w:val="0"/>
-          <w:caps w:val="0"/>
-          <w:color w:val="1A1C1E"/>
-          <w:spacing w:val="0"/>
-          <w:sz w:val="24"/>
-          <w:szCs w:val="24"/>
-          <w:shd w:val="clear" w:fill="FFFFFF"/>
-        </w:rPr>
-        <w:t>Quando estas peças são montadas, uma imagem diferente do universo emerge. Não é uma máquina sem vida nascida de um acidente aleatório, mas uma realidade multicamadas, ordenada, cíclica e incrivelmente vibrante.</w:t>
-      </w:r>
-    </w:p>
-    <w:p>
-      <w:pPr>
-        <w:pStyle w:val="4"/>
-        <w:keepNext w:val="0"/>
-        <w:keepLines w:val="0"/>
-        <w:widowControl/>
-        <w:suppressLineNumbers w:val="0"/>
-        <w:shd w:val="clear" w:fill="FFFFFF"/>
-        <w:spacing w:before="0" w:beforeAutospacing="1" w:after="216" w:afterAutospacing="0" w:line="240" w:lineRule="atLeast"/>
-        <w:ind w:left="0" w:right="0" w:firstLine="0"/>
-        <w:rPr>
-          <w:rFonts w:hint="default" w:ascii="Palatino Linotype" w:hAnsi="Palatino Linotype" w:eastAsia="sans-serif" w:cs="Palatino Linotype"/>
-          <w:i w:val="0"/>
-          <w:iCs w:val="0"/>
-          <w:caps w:val="0"/>
-          <w:color w:val="1A1C1E"/>
-          <w:spacing w:val="0"/>
-          <w:sz w:val="24"/>
-          <w:szCs w:val="24"/>
-        </w:rPr>
-      </w:pPr>
-      <w:r>
-        <w:rPr>
-          <w:rFonts w:hint="default" w:ascii="Palatino Linotype" w:hAnsi="Palatino Linotype" w:eastAsia="sans-serif" w:cs="Palatino Linotype"/>
-          <w:i w:val="0"/>
-          <w:iCs w:val="0"/>
-          <w:caps w:val="0"/>
-          <w:color w:val="1A1C1E"/>
-          <w:spacing w:val="0"/>
-          <w:sz w:val="24"/>
-          <w:szCs w:val="24"/>
-          <w:shd w:val="clear" w:fill="FFFFFF"/>
-        </w:rPr>
-        <w:t>Da Ideia que dá à luz a matéria, às leis locais como os Cinco Elementos, e às realidades que estão além dessas leis; do início de um ciclo (Big Bang) ao centro calmo do equilíbrio (Buraco Negro); do oceano de matéria em repouso (Matéria Escura) aos níveis infinitos da estrutura microscópica e macroscópica — tudo parece ser uma expressão de uma profunda sabedoria. A ciência, com seus instrumentos, está meramente observando as ondulações, os "pontos quentes" na superfície de um oceano cuja profundidade ainda não consegue sondar.</w:t>
-      </w:r>
-    </w:p>
-    <w:p>
-      <w:pPr>
-        <w:pStyle w:val="4"/>
-        <w:keepNext w:val="0"/>
-        <w:keepLines w:val="0"/>
-        <w:widowControl/>
-        <w:suppressLineNumbers w:val="0"/>
-        <w:shd w:val="clear" w:fill="FFFFFF"/>
-        <w:spacing w:before="0" w:beforeAutospacing="1" w:after="216" w:afterAutospacing="0" w:line="240" w:lineRule="atLeast"/>
-        <w:ind w:left="0" w:right="0" w:firstLine="0"/>
-        <w:rPr>
-          <w:rFonts w:hint="default" w:ascii="Palatino Linotype" w:hAnsi="Palatino Linotype" w:eastAsia="sans-serif" w:cs="Palatino Linotype"/>
-          <w:i w:val="0"/>
-          <w:iCs w:val="0"/>
-          <w:caps w:val="0"/>
-          <w:color w:val="1A1C1E"/>
-          <w:spacing w:val="0"/>
-          <w:sz w:val="24"/>
-          <w:szCs w:val="24"/>
-        </w:rPr>
-      </w:pPr>
-      <w:r>
-        <w:rPr>
-          <w:rFonts w:hint="default" w:ascii="Palatino Linotype" w:hAnsi="Palatino Linotype" w:eastAsia="sans-serif" w:cs="Palatino Linotype"/>
-          <w:i w:val="0"/>
-          <w:iCs w:val="0"/>
-          <w:caps w:val="0"/>
-          <w:color w:val="1A1C1E"/>
-          <w:spacing w:val="0"/>
-          <w:sz w:val="24"/>
-          <w:szCs w:val="24"/>
-          <w:shd w:val="clear" w:fill="FFFFFF"/>
-        </w:rPr>
-        <w:t>E talvez a resposta não esteja apenas nas estrelas distantes. Se um ser humano é uma estrutura intermediária feita de partículas microscópicas que existem desde o início dos tempos, então dentro de cada um de nós também reside toda a história e ordem do universo.</w:t>
-      </w:r>
-    </w:p>
-    <w:p>
-      <w:pPr>
-        <w:pStyle w:val="4"/>
-        <w:keepNext w:val="0"/>
-        <w:keepLines w:val="0"/>
-        <w:widowControl/>
-        <w:suppressLineNumbers w:val="0"/>
-        <w:shd w:val="clear" w:fill="FFFFFF"/>
-        <w:spacing w:before="0" w:beforeAutospacing="1" w:after="0" w:afterAutospacing="0" w:line="240" w:lineRule="atLeast"/>
-        <w:ind w:left="0" w:right="0" w:firstLine="0"/>
-        <w:rPr>
-          <w:rFonts w:hint="default" w:ascii="Palatino Linotype" w:hAnsi="Palatino Linotype" w:eastAsia="sans-serif" w:cs="Palatino Linotype"/>
-          <w:i w:val="0"/>
-          <w:iCs w:val="0"/>
-          <w:caps w:val="0"/>
-          <w:color w:val="1A1C1E"/>
-          <w:spacing w:val="0"/>
-          <w:sz w:val="24"/>
-          <w:szCs w:val="24"/>
-        </w:rPr>
-      </w:pPr>
-      <w:r>
-        <w:rPr>
-          <w:rFonts w:hint="default" w:ascii="Palatino Linotype" w:hAnsi="Palatino Linotype" w:eastAsia="sans-serif" w:cs="Palatino Linotype"/>
-          <w:i w:val="0"/>
-          <w:iCs w:val="0"/>
-          <w:caps w:val="0"/>
-          <w:color w:val="1A1C1E"/>
-          <w:spacing w:val="0"/>
-          <w:sz w:val="24"/>
-          <w:szCs w:val="24"/>
-          <w:shd w:val="clear" w:fill="FFFFFF"/>
-        </w:rPr>
-        <w:t>Quando olhamos para o céu, estamos olhando para o passado do universo. Mas quando olhamos para dentro, talvez estejamos tocando sua própria essência. Entender o universo, talvez, seja começar por ouvir nossa própria respiração. Porque pode ser que o que está acontecendo lá fora — a expansão, o equilíbrio, a luz e a escuridão, a quietude e o movimento — </w:t>
-      </w:r>
-      <w:bookmarkStart w:id="0" w:name="_GoBack"/>
-      <w:r>
-        <w:rPr>
-          <w:rFonts w:hint="default" w:ascii="Palatino Linotype" w:hAnsi="Palatino Linotype" w:eastAsia="sans-serif" w:cs="Palatino Linotype"/>
-          <w:b/>
-          <w:bCs/>
-          <w:i w:val="0"/>
-          <w:iCs w:val="0"/>
-          <w:caps w:val="0"/>
-          <w:color w:val="1A1C1E"/>
-          <w:spacing w:val="0"/>
-          <w:sz w:val="24"/>
-          <w:szCs w:val="24"/>
-          <w:shd w:val="clear" w:fill="FFFFFF"/>
-        </w:rPr>
         <w:t>seja meramente um espelho que reflete a dança que está se desenrolando dentro de nós mesmos?</w:t>
       </w:r>
-      <w:bookmarkEnd w:id="0"/>
     </w:p>
     <w:p>
       <w:pPr>
@@ -3680,9 +3817,9 @@
 <file path=word/numbering.xml><?xml version="1.0" encoding="utf-8"?>
 <w:numbering xmlns:wpc="http://schemas.microsoft.com/office/word/2010/wordprocessingCanvas" xmlns:mc="http://schemas.openxmlformats.org/markup-compatibility/2006" xmlns:o="urn:schemas-microsoft-com:office:office" xmlns:r="http://schemas.openxmlformats.org/officeDocument/2006/relationships" xmlns:m="http://schemas.openxmlformats.org/officeDocument/2006/math" xmlns:v="urn:schemas-microsoft-com:vml" xmlns:wp14="http://schemas.microsoft.com/office/word/2010/wordprocessingDrawing" xmlns:wp="http://schemas.openxmlformats.org/drawingml/2006/wordprocessingDrawing" xmlns:w10="urn:schemas-microsoft-com:office:word" xmlns:w="http://schemas.openxmlformats.org/wordprocessingml/2006/main" xmlns:w14="http://schemas.microsoft.com/office/word/2010/wordml" xmlns:wpg="http://schemas.microsoft.com/office/word/2010/wordprocessingGroup" xmlns:wpi="http://schemas.microsoft.com/office/word/2010/wordprocessingInk" xmlns:wne="http://schemas.microsoft.com/office/word/2006/wordml" xmlns:wps="http://schemas.microsoft.com/office/word/2010/wordprocessingShape" xmlns:wpsCustomData="http://www.wps.cn/officeDocument/2013/wpsCustomData" mc:Ignorable="w14 wp14">
   <w:abstractNum w:abstractNumId="0">
-    <w:nsid w:val="80AF467D"/>
+    <w:nsid w:val="A6282ADF"/>
     <w:multiLevelType w:val="singleLevel"/>
-    <w:tmpl w:val="80AF467D"/>
+    <w:tmpl w:val="A6282ADF"/>
     <w:lvl w:ilvl="0" w:tentative="0">
       <w:start w:val="1"/>
       <w:numFmt w:val="bullet"/>
@@ -3759,6 +3896,155 @@
       </w:rPr>
     </w:lvl>
   </w:abstractNum>
+  <w:abstractNum w:abstractNumId="4">
+    <w:nsid w:val="1A4A7C93"/>
+    <w:multiLevelType w:val="multilevel"/>
+    <w:tmpl w:val="1A4A7C93"/>
+    <w:lvl w:ilvl="0" w:tentative="0">
+      <w:start w:val="1"/>
+      <w:numFmt w:val="bullet"/>
+      <w:lvlText w:val=""/>
+      <w:lvlJc w:val="left"/>
+      <w:pPr>
+        <w:tabs>
+          <w:tab w:val="left" w:pos="720"/>
+        </w:tabs>
+        <w:ind w:left="720" w:hanging="360"/>
+      </w:pPr>
+      <w:rPr>
+        <w:rFonts w:ascii="Symbol" w:hAnsi="Symbol" w:cs="Symbol"/>
+        <w:sz w:val="20"/>
+      </w:rPr>
+    </w:lvl>
+    <w:lvl w:ilvl="1" w:tentative="0">
+      <w:start w:val="1"/>
+      <w:numFmt w:val="bullet"/>
+      <w:lvlText w:val="o"/>
+      <w:lvlJc w:val="left"/>
+      <w:pPr>
+        <w:tabs>
+          <w:tab w:val="left" w:pos="1440"/>
+        </w:tabs>
+        <w:ind w:left="1440" w:hanging="360"/>
+      </w:pPr>
+      <w:rPr>
+        <w:rFonts w:ascii="Courier New" w:hAnsi="Courier New" w:cs="Courier New"/>
+        <w:sz w:val="20"/>
+      </w:rPr>
+    </w:lvl>
+    <w:lvl w:ilvl="2" w:tentative="0">
+      <w:start w:val="1"/>
+      <w:numFmt w:val="bullet"/>
+      <w:lvlText w:val=""/>
+      <w:lvlJc w:val="left"/>
+      <w:pPr>
+        <w:tabs>
+          <w:tab w:val="left" w:pos="2160"/>
+        </w:tabs>
+        <w:ind w:left="2160" w:hanging="360"/>
+      </w:pPr>
+      <w:rPr>
+        <w:rFonts w:ascii="Wingdings" w:hAnsi="Wingdings" w:cs="Wingdings"/>
+        <w:sz w:val="20"/>
+      </w:rPr>
+    </w:lvl>
+    <w:lvl w:ilvl="3" w:tentative="0">
+      <w:start w:val="1"/>
+      <w:numFmt w:val="bullet"/>
+      <w:lvlText w:val=""/>
+      <w:lvlJc w:val="left"/>
+      <w:pPr>
+        <w:tabs>
+          <w:tab w:val="left" w:pos="2880"/>
+        </w:tabs>
+        <w:ind w:left="2880" w:hanging="360"/>
+      </w:pPr>
+      <w:rPr>
+        <w:rFonts w:hint="default" w:ascii="Wingdings" w:hAnsi="Wingdings" w:cs="Wingdings"/>
+        <w:sz w:val="20"/>
+      </w:rPr>
+    </w:lvl>
+    <w:lvl w:ilvl="4" w:tentative="0">
+      <w:start w:val="1"/>
+      <w:numFmt w:val="bullet"/>
+      <w:lvlText w:val=""/>
+      <w:lvlJc w:val="left"/>
+      <w:pPr>
+        <w:tabs>
+          <w:tab w:val="left" w:pos="3600"/>
+        </w:tabs>
+        <w:ind w:left="3600" w:hanging="360"/>
+      </w:pPr>
+      <w:rPr>
+        <w:rFonts w:hint="default" w:ascii="Wingdings" w:hAnsi="Wingdings" w:cs="Wingdings"/>
+        <w:sz w:val="20"/>
+      </w:rPr>
+    </w:lvl>
+    <w:lvl w:ilvl="5" w:tentative="0">
+      <w:start w:val="1"/>
+      <w:numFmt w:val="bullet"/>
+      <w:lvlText w:val=""/>
+      <w:lvlJc w:val="left"/>
+      <w:pPr>
+        <w:tabs>
+          <w:tab w:val="left" w:pos="4320"/>
+        </w:tabs>
+        <w:ind w:left="4320" w:hanging="360"/>
+      </w:pPr>
+      <w:rPr>
+        <w:rFonts w:hint="default" w:ascii="Wingdings" w:hAnsi="Wingdings" w:cs="Wingdings"/>
+        <w:sz w:val="20"/>
+      </w:rPr>
+    </w:lvl>
+    <w:lvl w:ilvl="6" w:tentative="0">
+      <w:start w:val="1"/>
+      <w:numFmt w:val="bullet"/>
+      <w:lvlText w:val=""/>
+      <w:lvlJc w:val="left"/>
+      <w:pPr>
+        <w:tabs>
+          <w:tab w:val="left" w:pos="5040"/>
+        </w:tabs>
+        <w:ind w:left="5040" w:hanging="360"/>
+      </w:pPr>
+      <w:rPr>
+        <w:rFonts w:hint="default" w:ascii="Wingdings" w:hAnsi="Wingdings" w:cs="Wingdings"/>
+        <w:sz w:val="20"/>
+      </w:rPr>
+    </w:lvl>
+    <w:lvl w:ilvl="7" w:tentative="0">
+      <w:start w:val="1"/>
+      <w:numFmt w:val="bullet"/>
+      <w:lvlText w:val=""/>
+      <w:lvlJc w:val="left"/>
+      <w:pPr>
+        <w:tabs>
+          <w:tab w:val="left" w:pos="5760"/>
+        </w:tabs>
+        <w:ind w:left="5760" w:hanging="360"/>
+      </w:pPr>
+      <w:rPr>
+        <w:rFonts w:hint="default" w:ascii="Wingdings" w:hAnsi="Wingdings" w:cs="Wingdings"/>
+        <w:sz w:val="20"/>
+      </w:rPr>
+    </w:lvl>
+    <w:lvl w:ilvl="8" w:tentative="0">
+      <w:start w:val="1"/>
+      <w:numFmt w:val="bullet"/>
+      <w:lvlText w:val=""/>
+      <w:lvlJc w:val="left"/>
+      <w:pPr>
+        <w:tabs>
+          <w:tab w:val="left" w:pos="6480"/>
+        </w:tabs>
+        <w:ind w:left="6480" w:hanging="360"/>
+      </w:pPr>
+      <w:rPr>
+        <w:rFonts w:hint="default" w:ascii="Wingdings" w:hAnsi="Wingdings" w:cs="Wingdings"/>
+        <w:sz w:val="20"/>
+      </w:rPr>
+    </w:lvl>
+  </w:abstractNum>
   <w:num w:numId="1">
     <w:abstractNumId w:val="2"/>
   </w:num>
@@ -3769,6 +4055,9 @@
     <w:abstractNumId w:val="0"/>
   </w:num>
   <w:num w:numId="4">
+    <w:abstractNumId w:val="4"/>
+  </w:num>
+  <w:num w:numId="5">
     <w:abstractNumId w:val="1"/>
   </w:num>
 </w:numbering>
